--- a/internal_doc/03.开发设计/ACID/Story-数据持久化.docx
+++ b/internal_doc/03.开发设计/ACID/Story-数据持久化.docx
@@ -10,7 +10,7 @@
         <w:rPr>
           <w:rFonts w:hint="eastAsia"/>
         </w:rPr>
-        <w:t>提供联邦数据命令接口</w:t>
+        <w:t>数据持久化</w:t>
       </w:r>
     </w:p>
     <w:tbl>
@@ -166,11 +166,6 @@
       </w:r>
     </w:p>
     <w:p>
-      <w:pPr>
-        <w:rPr>
-          <w:rFonts w:hint="eastAsia"/>
-        </w:rPr>
-      </w:pPr>
       <w:r>
         <w:rPr>
           <w:rFonts w:hint="eastAsia"/>
@@ -262,19 +257,104 @@
         <w:t>文件”的读写。</w:t>
       </w:r>
     </w:p>
+    <w:p/>
     <w:p>
-      <w:pPr>
-        <w:rPr>
-          <w:rFonts w:hint="eastAsia"/>
-        </w:rPr>
-      </w:pPr>
+      <w:r>
+        <w:rPr>
+          <w:rFonts w:hint="eastAsia"/>
+        </w:rPr>
+        <w:t>DPS</w:t>
+      </w:r>
+      <w:r>
+        <w:rPr>
+          <w:rFonts w:hint="eastAsia"/>
+        </w:rPr>
+        <w:t>的写入是按页面（</w:t>
+      </w:r>
+      <w:r>
+        <w:rPr>
+          <w:rFonts w:hint="eastAsia"/>
+        </w:rPr>
+        <w:t>64KB</w:t>
+      </w:r>
+      <w:r>
+        <w:rPr>
+          <w:rFonts w:hint="eastAsia"/>
+        </w:rPr>
+        <w:t>）写入文件，只有当一个页面写满后才会刷入文件，文件采用固定大小循环写入机制。</w:t>
+      </w:r>
     </w:p>
+    <w:p/>
     <w:p>
-      <w:pPr>
-        <w:rPr>
-          <w:rFonts w:hint="eastAsia"/>
-        </w:rPr>
-      </w:pPr>
+      <w:r>
+        <w:rPr>
+          <w:rFonts w:hint="eastAsia"/>
+        </w:rPr>
+        <w:t>DMS</w:t>
+      </w:r>
+      <w:r>
+        <w:rPr>
+          <w:rFonts w:hint="eastAsia"/>
+        </w:rPr>
+        <w:t>的数据文件、索引文件、和</w:t>
+      </w:r>
+      <w:r>
+        <w:rPr>
+          <w:rFonts w:hint="eastAsia"/>
+        </w:rPr>
+        <w:t>LOB</w:t>
+      </w:r>
+      <w:r>
+        <w:rPr>
+          <w:rFonts w:hint="eastAsia"/>
+        </w:rPr>
+        <w:t>元数据文件采用</w:t>
+      </w:r>
+      <w:r>
+        <w:rPr>
+          <w:rFonts w:hint="eastAsia"/>
+        </w:rPr>
+        <w:t>MMAP</w:t>
+      </w:r>
+      <w:r>
+        <w:rPr>
+          <w:rFonts w:hint="eastAsia"/>
+        </w:rPr>
+        <w:t>映射的机制，</w:t>
+      </w:r>
+      <w:r>
+        <w:rPr>
+          <w:rFonts w:hint="eastAsia"/>
+        </w:rPr>
+        <w:t>LOB</w:t>
+      </w:r>
+      <w:r>
+        <w:rPr>
+          <w:rFonts w:hint="eastAsia"/>
+        </w:rPr>
+        <w:t>数据文件采用直接写文件方式（可以指定</w:t>
+      </w:r>
+      <w:r>
+        <w:rPr>
+          <w:rFonts w:hint="eastAsia"/>
+        </w:rPr>
+        <w:t>Direct IO</w:t>
+      </w:r>
+      <w:r>
+        <w:rPr>
+          <w:rFonts w:hint="eastAsia"/>
+        </w:rPr>
+        <w:t>模式）。</w:t>
+      </w:r>
+    </w:p>
+    <w:p/>
+    <w:p>
+      <w:r>
+        <w:rPr>
+          <w:rFonts w:hint="eastAsia"/>
+        </w:rPr>
+        <w:t>目前面临的问题是，在节点出现故障时或机器断电时，</w:t>
+      </w:r>
       <w:r>
         <w:rPr>
           <w:rFonts w:hint="eastAsia"/>
@@ -285,322 +365,182 @@
         <w:rPr>
           <w:rFonts w:hint="eastAsia"/>
         </w:rPr>
-        <w:t>的写入是按页面（</w:t>
-      </w:r>
-      <w:r>
-        <w:rPr>
-          <w:rFonts w:hint="eastAsia"/>
-        </w:rPr>
-        <w:t>64KB</w:t>
-      </w:r>
-      <w:r>
-        <w:rPr>
-          <w:rFonts w:hint="eastAsia"/>
-        </w:rPr>
-        <w:t>）写入文件，只有当一个页面写满后才会刷入文件，文件采用固定大小循环写入机制。</w:t>
+        <w:t>及</w:t>
+      </w:r>
+      <w:r>
+        <w:rPr>
+          <w:rFonts w:hint="eastAsia"/>
+        </w:rPr>
+        <w:t>DMS</w:t>
+      </w:r>
+      <w:r>
+        <w:rPr>
+          <w:rFonts w:hint="eastAsia"/>
+        </w:rPr>
+        <w:t>在</w:t>
+      </w:r>
+      <w:r>
+        <w:rPr>
+          <w:rFonts w:hint="eastAsia"/>
+        </w:rPr>
+        <w:t>缓存的数据无法刷盘，造成丢失。由于</w:t>
+      </w:r>
+      <w:r>
+        <w:rPr>
+          <w:rFonts w:hint="eastAsia"/>
+        </w:rPr>
+        <w:t>DMS</w:t>
+      </w:r>
+      <w:r>
+        <w:rPr>
+          <w:rFonts w:hint="eastAsia"/>
+        </w:rPr>
+        <w:t>采用了</w:t>
+      </w:r>
+      <w:r>
+        <w:rPr>
+          <w:rFonts w:hint="eastAsia"/>
+        </w:rPr>
+        <w:t>MMAP</w:t>
+      </w:r>
+      <w:r>
+        <w:rPr>
+          <w:rFonts w:hint="eastAsia"/>
+        </w:rPr>
+        <w:t>，</w:t>
+      </w:r>
+      <w:r>
+        <w:rPr>
+          <w:rFonts w:hint="eastAsia"/>
+        </w:rPr>
+        <w:t>丢失的数据不能被准确识别，可能是最先写入的数据，也可能是最后写入的数据，因此，在节点重启后，对丢失的数据无法从本地</w:t>
+      </w:r>
+      <w:r>
+        <w:rPr>
+          <w:rFonts w:hint="eastAsia"/>
+        </w:rPr>
+        <w:t>ReplLog</w:t>
+      </w:r>
+      <w:r>
+        <w:rPr>
+          <w:rFonts w:hint="eastAsia"/>
+        </w:rPr>
+        <w:t>等</w:t>
+      </w:r>
+      <w:r>
+        <w:rPr>
+          <w:rFonts w:hint="eastAsia"/>
+        </w:rPr>
+        <w:t>进行修复，只能进行全量同步，严重影响业务运作；比如在民生和广发，单节点数据量达到</w:t>
+      </w:r>
+      <w:r>
+        <w:rPr>
+          <w:rFonts w:hint="eastAsia"/>
+        </w:rPr>
+        <w:t>2T</w:t>
+      </w:r>
+      <w:r>
+        <w:rPr>
+          <w:rFonts w:hint="eastAsia"/>
+        </w:rPr>
+        <w:t>B</w:t>
+      </w:r>
+      <w:r>
+        <w:rPr>
+          <w:rFonts w:hint="eastAsia"/>
+        </w:rPr>
+        <w:t>，全量同步每秒约</w:t>
+      </w:r>
+      <w:r>
+        <w:rPr>
+          <w:rFonts w:hint="eastAsia"/>
+        </w:rPr>
+        <w:t>6M</w:t>
+      </w:r>
+      <w:r>
+        <w:rPr>
+          <w:rFonts w:hint="eastAsia"/>
+        </w:rPr>
+        <w:t>B</w:t>
+      </w:r>
+      <w:r>
+        <w:rPr>
+          <w:rFonts w:hint="eastAsia"/>
+        </w:rPr>
+        <w:t>，数据恢复周期长达近</w:t>
+      </w:r>
+      <w:r>
+        <w:rPr>
+          <w:rFonts w:hint="eastAsia"/>
+        </w:rPr>
+        <w:t>1</w:t>
+      </w:r>
+      <w:r>
+        <w:rPr>
+          <w:rFonts w:hint="eastAsia"/>
+        </w:rPr>
+        <w:t>个月，因此现阶段的做法是，通过停止一副本节点，采用人工</w:t>
+      </w:r>
+      <w:r>
+        <w:rPr>
+          <w:rFonts w:hint="eastAsia"/>
+        </w:rPr>
+        <w:t>SCP</w:t>
+      </w:r>
+      <w:r>
+        <w:rPr>
+          <w:rFonts w:hint="eastAsia"/>
+        </w:rPr>
+        <w:t>该节点的</w:t>
+      </w:r>
+      <w:r>
+        <w:rPr>
+          <w:rFonts w:hint="eastAsia"/>
+        </w:rPr>
+        <w:t>数据文件和</w:t>
+      </w:r>
+      <w:r>
+        <w:rPr>
+          <w:rFonts w:hint="eastAsia"/>
+        </w:rPr>
+        <w:t>ReplLog</w:t>
+      </w:r>
+      <w:r>
+        <w:rPr>
+          <w:rFonts w:hint="eastAsia"/>
+        </w:rPr>
+        <w:t>到目标节点</w:t>
+      </w:r>
+      <w:r>
+        <w:rPr>
+          <w:rFonts w:hint="eastAsia"/>
+        </w:rPr>
+        <w:t>的方式进行恢复，工作量巨大。</w:t>
       </w:r>
     </w:p>
+    <w:p/>
     <w:p>
-      <w:pPr>
-        <w:rPr>
-          <w:rFonts w:hint="eastAsia"/>
-        </w:rPr>
-      </w:pPr>
+      <w:r>
+        <w:rPr>
+          <w:rFonts w:hint="eastAsia"/>
+        </w:rPr>
+        <w:t>数据持久化目的就是保证</w:t>
+      </w:r>
+      <w:r>
+        <w:rPr>
+          <w:rFonts w:hint="eastAsia"/>
+        </w:rPr>
+        <w:t>ReplLog</w:t>
+      </w:r>
+      <w:r>
+        <w:rPr>
+          <w:rFonts w:hint="eastAsia"/>
+        </w:rPr>
+        <w:t>和数据文件深度刷盘，当节点异常或机器掉电时，节点能从本地进行全量或阶段性的数据恢复，减少从副本节点进行全量同步数据，保证数据可靠性。</w:t>
+      </w:r>
     </w:p>
+    <w:p/>
     <w:p>
-      <w:pPr>
-        <w:rPr>
-          <w:rFonts w:hint="eastAsia"/>
-        </w:rPr>
-      </w:pPr>
-      <w:r>
-        <w:rPr>
-          <w:rFonts w:hint="eastAsia"/>
-        </w:rPr>
-        <w:t>DMS</w:t>
-      </w:r>
-      <w:r>
-        <w:rPr>
-          <w:rFonts w:hint="eastAsia"/>
-        </w:rPr>
-        <w:t>的数据文件、索引文件、和</w:t>
-      </w:r>
-      <w:r>
-        <w:rPr>
-          <w:rFonts w:hint="eastAsia"/>
-        </w:rPr>
-        <w:t>LOB</w:t>
-      </w:r>
-      <w:r>
-        <w:rPr>
-          <w:rFonts w:hint="eastAsia"/>
-        </w:rPr>
-        <w:t>元数据文件采用</w:t>
-      </w:r>
-      <w:r>
-        <w:rPr>
-          <w:rFonts w:hint="eastAsia"/>
-        </w:rPr>
-        <w:t>MMAP</w:t>
-      </w:r>
-      <w:r>
-        <w:rPr>
-          <w:rFonts w:hint="eastAsia"/>
-        </w:rPr>
-        <w:t>映射的机制，</w:t>
-      </w:r>
-      <w:r>
-        <w:rPr>
-          <w:rFonts w:hint="eastAsia"/>
-        </w:rPr>
-        <w:t>LOB</w:t>
-      </w:r>
-      <w:r>
-        <w:rPr>
-          <w:rFonts w:hint="eastAsia"/>
-        </w:rPr>
-        <w:t>数据文件采用直接写文件方式（可以指定</w:t>
-      </w:r>
-      <w:r>
-        <w:rPr>
-          <w:rFonts w:hint="eastAsia"/>
-        </w:rPr>
-        <w:t>Direct IO</w:t>
-      </w:r>
-      <w:r>
-        <w:rPr>
-          <w:rFonts w:hint="eastAsia"/>
-        </w:rPr>
-        <w:t>模式）。</w:t>
-      </w:r>
-    </w:p>
-    <w:p>
-      <w:pPr>
-        <w:rPr>
-          <w:rFonts w:hint="eastAsia"/>
-        </w:rPr>
-      </w:pPr>
-    </w:p>
-    <w:p>
-      <w:pPr>
-        <w:rPr>
-          <w:rFonts w:hint="eastAsia"/>
-        </w:rPr>
-      </w:pPr>
-      <w:r>
-        <w:rPr>
-          <w:rFonts w:hint="eastAsia"/>
-        </w:rPr>
-        <w:t>目前面临的问题是，在节点出现故障时或机器断电时，</w:t>
-      </w:r>
-      <w:r>
-        <w:rPr>
-          <w:rFonts w:hint="eastAsia"/>
-        </w:rPr>
-        <w:t>DPS</w:t>
-      </w:r>
-      <w:r>
-        <w:rPr>
-          <w:rFonts w:hint="eastAsia"/>
-        </w:rPr>
-        <w:t>及</w:t>
-      </w:r>
-      <w:r>
-        <w:rPr>
-          <w:rFonts w:hint="eastAsia"/>
-        </w:rPr>
-        <w:t>DMS</w:t>
-      </w:r>
-      <w:r>
-        <w:rPr>
-          <w:rFonts w:hint="eastAsia"/>
-        </w:rPr>
-        <w:t>在</w:t>
-      </w:r>
-      <w:r>
-        <w:rPr>
-          <w:rFonts w:hint="eastAsia"/>
-        </w:rPr>
-        <w:t>缓存的数据无法刷盘，造成丢失。由于</w:t>
-      </w:r>
-      <w:r>
-        <w:rPr>
-          <w:rFonts w:hint="eastAsia"/>
-        </w:rPr>
-        <w:t>DMS</w:t>
-      </w:r>
-      <w:r>
-        <w:rPr>
-          <w:rFonts w:hint="eastAsia"/>
-        </w:rPr>
-        <w:t>采用了</w:t>
-      </w:r>
-      <w:r>
-        <w:rPr>
-          <w:rFonts w:hint="eastAsia"/>
-        </w:rPr>
-        <w:t>MMAP</w:t>
-      </w:r>
-      <w:r>
-        <w:rPr>
-          <w:rFonts w:hint="eastAsia"/>
-        </w:rPr>
-        <w:t>，</w:t>
-      </w:r>
-      <w:r>
-        <w:rPr>
-          <w:rFonts w:hint="eastAsia"/>
-        </w:rPr>
-        <w:t>丢失的数据不能被准确识别，可能是最先写入的数据，也可能是最后写入的数据，因此，在节点重启后，对丢失的数据无法从本地</w:t>
-      </w:r>
-      <w:r>
-        <w:rPr>
-          <w:rFonts w:hint="eastAsia"/>
-        </w:rPr>
-        <w:t>ReplLog</w:t>
-      </w:r>
-      <w:r>
-        <w:rPr>
-          <w:rFonts w:hint="eastAsia"/>
-        </w:rPr>
-        <w:t>等</w:t>
-      </w:r>
-      <w:r>
-        <w:rPr>
-          <w:rFonts w:hint="eastAsia"/>
-        </w:rPr>
-        <w:t>进行修复，只能进行全量同步，严重影响业务运作；比如在民生和广发，单节点数据量达到</w:t>
-      </w:r>
-      <w:r>
-        <w:rPr>
-          <w:rFonts w:hint="eastAsia"/>
-        </w:rPr>
-        <w:t>2T</w:t>
-      </w:r>
-      <w:r>
-        <w:rPr>
-          <w:rFonts w:hint="eastAsia"/>
-        </w:rPr>
-        <w:t>B</w:t>
-      </w:r>
-      <w:r>
-        <w:rPr>
-          <w:rFonts w:hint="eastAsia"/>
-        </w:rPr>
-        <w:t>，全量同步每秒约</w:t>
-      </w:r>
-      <w:r>
-        <w:rPr>
-          <w:rFonts w:hint="eastAsia"/>
-        </w:rPr>
-        <w:t>6M</w:t>
-      </w:r>
-      <w:r>
-        <w:rPr>
-          <w:rFonts w:hint="eastAsia"/>
-        </w:rPr>
-        <w:t>B</w:t>
-      </w:r>
-      <w:r>
-        <w:rPr>
-          <w:rFonts w:hint="eastAsia"/>
-        </w:rPr>
-        <w:t>，数据恢复周期长达近</w:t>
-      </w:r>
-      <w:r>
-        <w:rPr>
-          <w:rFonts w:hint="eastAsia"/>
-        </w:rPr>
-        <w:t>1</w:t>
-      </w:r>
-      <w:r>
-        <w:rPr>
-          <w:rFonts w:hint="eastAsia"/>
-        </w:rPr>
-        <w:t>个月，因此现阶段的做法是，通过停止一副本节点，采用人工</w:t>
-      </w:r>
-      <w:r>
-        <w:rPr>
-          <w:rFonts w:hint="eastAsia"/>
-        </w:rPr>
-        <w:t>SCP</w:t>
-      </w:r>
-      <w:r>
-        <w:rPr>
-          <w:rFonts w:hint="eastAsia"/>
-        </w:rPr>
-        <w:t>该节点的</w:t>
-      </w:r>
-      <w:r>
-        <w:rPr>
-          <w:rFonts w:hint="eastAsia"/>
-        </w:rPr>
-        <w:t>数据文件和</w:t>
-      </w:r>
-      <w:r>
-        <w:rPr>
-          <w:rFonts w:hint="eastAsia"/>
-        </w:rPr>
-        <w:t>ReplLog</w:t>
-      </w:r>
-      <w:r>
-        <w:rPr>
-          <w:rFonts w:hint="eastAsia"/>
-        </w:rPr>
-        <w:t>到目标节点</w:t>
-      </w:r>
-      <w:r>
-        <w:rPr>
-          <w:rFonts w:hint="eastAsia"/>
-        </w:rPr>
-        <w:t>的方式进行恢复，工作量巨大。</w:t>
-      </w:r>
-    </w:p>
-    <w:p>
-      <w:pPr>
-        <w:rPr>
-          <w:rFonts w:hint="eastAsia"/>
-        </w:rPr>
-      </w:pPr>
-    </w:p>
-    <w:p>
-      <w:pPr>
-        <w:rPr>
-          <w:rFonts w:hint="eastAsia"/>
-        </w:rPr>
-      </w:pPr>
-      <w:r>
-        <w:rPr>
-          <w:rFonts w:hint="eastAsia"/>
-        </w:rPr>
-        <w:t>数据持久化目的就是保证</w:t>
-      </w:r>
-      <w:r>
-        <w:rPr>
-          <w:rFonts w:hint="eastAsia"/>
-        </w:rPr>
-        <w:t>ReplLog</w:t>
-      </w:r>
-      <w:r>
-        <w:rPr>
-          <w:rFonts w:hint="eastAsia"/>
-        </w:rPr>
-        <w:t>和数据文件深度刷盘，当节点异常或机器掉电时，节点能从本地进行全量或阶段性的数据恢复，减少从副本节点进行全量同步数据，保证数据可靠性。</w:t>
-      </w:r>
-    </w:p>
-    <w:p>
-      <w:pPr>
-        <w:rPr>
-          <w:rFonts w:hint="eastAsia"/>
-        </w:rPr>
-      </w:pPr>
-    </w:p>
-    <w:p>
-      <w:pPr>
-        <w:rPr>
-          <w:rFonts w:hint="eastAsia"/>
-        </w:rPr>
-      </w:pPr>
       <w:r>
         <w:rPr>
           <w:rFonts w:hint="eastAsia"/>
@@ -634,9 +574,6 @@
           <w:numId w:val="7"/>
         </w:numPr>
         <w:ind w:firstLineChars="0"/>
-        <w:rPr>
-          <w:rFonts w:hint="eastAsia"/>
-        </w:rPr>
       </w:pPr>
       <w:r>
         <w:rPr>
@@ -659,9 +596,6 @@
           <w:numId w:val="8"/>
         </w:numPr>
         <w:ind w:firstLineChars="0"/>
-        <w:rPr>
-          <w:rFonts w:hint="eastAsia"/>
-        </w:rPr>
       </w:pPr>
       <w:r>
         <w:rPr>
@@ -726,9 +660,6 @@
           <w:numId w:val="8"/>
         </w:numPr>
         <w:ind w:firstLineChars="0"/>
-        <w:rPr>
-          <w:rFonts w:hint="eastAsia"/>
-        </w:rPr>
       </w:pPr>
       <w:r>
         <w:rPr>
@@ -757,9 +688,6 @@
           <w:numId w:val="8"/>
         </w:numPr>
         <w:ind w:firstLineChars="0"/>
-        <w:rPr>
-          <w:rFonts w:hint="eastAsia"/>
-        </w:rPr>
       </w:pPr>
       <w:r>
         <w:rPr>
@@ -788,9 +716,6 @@
           <w:numId w:val="8"/>
         </w:numPr>
         <w:ind w:firstLineChars="0"/>
-        <w:rPr>
-          <w:rFonts w:hint="eastAsia"/>
-        </w:rPr>
       </w:pPr>
       <w:r>
         <w:rPr>
@@ -844,9 +769,6 @@
           <w:numId w:val="7"/>
         </w:numPr>
         <w:ind w:firstLineChars="0"/>
-        <w:rPr>
-          <w:rFonts w:hint="eastAsia"/>
-        </w:rPr>
       </w:pPr>
       <w:r>
         <w:rPr>
@@ -869,9 +791,6 @@
           <w:numId w:val="9"/>
         </w:numPr>
         <w:ind w:firstLineChars="0"/>
-        <w:rPr>
-          <w:rFonts w:hint="eastAsia"/>
-        </w:rPr>
       </w:pPr>
       <w:r>
         <w:rPr>
@@ -1008,9 +927,6 @@
           <w:numId w:val="9"/>
         </w:numPr>
         <w:ind w:firstLineChars="0"/>
-        <w:rPr>
-          <w:rFonts w:hint="eastAsia"/>
-        </w:rPr>
       </w:pPr>
       <w:r>
         <w:rPr>
@@ -1069,9 +985,6 @@
           <w:numId w:val="9"/>
         </w:numPr>
         <w:ind w:firstLineChars="0"/>
-        <w:rPr>
-          <w:rFonts w:hint="eastAsia"/>
-        </w:rPr>
       </w:pPr>
       <w:r>
         <w:rPr>
@@ -1190,9 +1103,6 @@
           <w:numId w:val="9"/>
         </w:numPr>
         <w:ind w:firstLineChars="0"/>
-        <w:rPr>
-          <w:rFonts w:hint="eastAsia"/>
-        </w:rPr>
       </w:pPr>
       <w:r>
         <w:rPr>
@@ -1309,13 +1219,7 @@
         <w:t>数据。</w:t>
       </w:r>
     </w:p>
-    <w:p>
-      <w:pPr>
-        <w:rPr>
-          <w:rFonts w:hint="eastAsia"/>
-        </w:rPr>
-      </w:pPr>
-    </w:p>
+    <w:p/>
     <w:p>
       <w:pPr>
         <w:pStyle w:val="Heading2"/>
@@ -1438,9 +1342,6 @@
           <w:numId w:val="7"/>
         </w:numPr>
         <w:ind w:firstLineChars="0"/>
-        <w:rPr>
-          <w:rFonts w:hint="eastAsia"/>
-        </w:rPr>
       </w:pPr>
       <w:r>
         <w:rPr>
@@ -1468,9 +1369,6 @@
           <w:p>
             <w:pPr>
               <w:ind w:left="0"/>
-              <w:rPr>
-                <w:rFonts w:hint="eastAsia"/>
-              </w:rPr>
             </w:pPr>
             <w:r>
               <w:rPr>
@@ -1487,9 +1385,6 @@
           <w:p>
             <w:pPr>
               <w:ind w:left="0"/>
-              <w:rPr>
-                <w:rFonts w:hint="eastAsia"/>
-              </w:rPr>
             </w:pPr>
             <w:r>
               <w:rPr>
@@ -1526,9 +1421,6 @@
           <w:p>
             <w:pPr>
               <w:ind w:left="0"/>
-              <w:rPr>
-                <w:rFonts w:hint="eastAsia"/>
-              </w:rPr>
             </w:pPr>
             <w:r>
               <w:rPr>
@@ -1545,9 +1437,6 @@
           <w:p>
             <w:pPr>
               <w:ind w:left="0"/>
-              <w:rPr>
-                <w:rFonts w:hint="eastAsia"/>
-              </w:rPr>
             </w:pPr>
             <w:r>
               <w:rPr>
@@ -1620,9 +1509,6 @@
           <w:p>
             <w:pPr>
               <w:ind w:left="0"/>
-              <w:rPr>
-                <w:rFonts w:hint="eastAsia"/>
-              </w:rPr>
             </w:pPr>
             <w:r>
               <w:rPr>
@@ -1651,9 +1537,6 @@
           <w:p>
             <w:pPr>
               <w:ind w:left="0"/>
-              <w:rPr>
-                <w:rFonts w:hint="eastAsia"/>
-              </w:rPr>
             </w:pPr>
             <w:r>
               <w:rPr>
@@ -1714,15 +1597,18 @@
           <w:p>
             <w:pPr>
               <w:ind w:left="0"/>
-              <w:rPr>
-                <w:rFonts w:hint="eastAsia"/>
-              </w:rPr>
-            </w:pPr>
-            <w:r>
-              <w:rPr>
-                <w:rFonts w:hint="eastAsia"/>
-              </w:rPr>
-              <w:t>syncsize</w:t>
+            </w:pPr>
+            <w:r>
+              <w:rPr>
+                <w:rFonts w:hint="eastAsia"/>
+              </w:rPr>
+              <w:t>sync</w:t>
+            </w:r>
+            <w:r>
+              <w:rPr>
+                <w:rFonts w:hint="eastAsia"/>
+              </w:rPr>
+              <w:t>dirty</w:t>
             </w:r>
             <w:r>
               <w:rPr>
@@ -1739,9 +1625,6 @@
           <w:p>
             <w:pPr>
               <w:ind w:left="0"/>
-              <w:rPr>
-                <w:rFonts w:hint="eastAsia"/>
-              </w:rPr>
             </w:pPr>
             <w:r>
               <w:rPr>
@@ -1796,9 +1679,6 @@
           <w:p>
             <w:pPr>
               <w:ind w:left="0"/>
-              <w:rPr>
-                <w:rFonts w:hint="eastAsia"/>
-              </w:rPr>
             </w:pPr>
             <w:r>
               <w:rPr>
@@ -1815,9 +1695,6 @@
           <w:p>
             <w:pPr>
               <w:ind w:left="0"/>
-              <w:rPr>
-                <w:rFonts w:hint="eastAsia"/>
-              </w:rPr>
             </w:pPr>
             <w:r>
               <w:rPr>
@@ -1855,7 +1732,6 @@
             <w:pPr>
               <w:ind w:left="0"/>
               <w:rPr>
-                <w:rFonts w:hint="eastAsia"/>
                 <w:color w:val="FF0000"/>
               </w:rPr>
             </w:pPr>
@@ -1875,7 +1751,6 @@
             <w:pPr>
               <w:ind w:left="0"/>
               <w:rPr>
-                <w:rFonts w:hint="eastAsia"/>
                 <w:color w:val="FF0000"/>
               </w:rPr>
             </w:pPr>
@@ -1898,7 +1773,6 @@
             <w:pPr>
               <w:ind w:left="0"/>
               <w:rPr>
-                <w:rFonts w:hint="eastAsia"/>
                 <w:color w:val="FF0000"/>
               </w:rPr>
             </w:pPr>
@@ -1918,7 +1792,6 @@
             <w:pPr>
               <w:ind w:left="0"/>
               <w:rPr>
-                <w:rFonts w:hint="eastAsia"/>
                 <w:color w:val="FF0000"/>
               </w:rPr>
             </w:pPr>
@@ -1933,13 +1806,7 @@
         </w:tc>
       </w:tr>
     </w:tbl>
-    <w:p>
-      <w:pPr>
-        <w:rPr>
-          <w:rFonts w:hint="eastAsia"/>
-        </w:rPr>
-      </w:pPr>
-    </w:p>
+    <w:p/>
     <w:p>
       <w:pPr>
         <w:pStyle w:val="ListParagraph"/>
@@ -1948,9 +1815,6 @@
           <w:numId w:val="7"/>
         </w:numPr>
         <w:ind w:firstLineChars="0"/>
-        <w:rPr>
-          <w:rFonts w:hint="eastAsia"/>
-        </w:rPr>
       </w:pPr>
       <w:r>
         <w:rPr>
@@ -1979,9 +1843,6 @@
           <w:p>
             <w:pPr>
               <w:ind w:left="0"/>
-              <w:rPr>
-                <w:rFonts w:hint="eastAsia"/>
-              </w:rPr>
             </w:pPr>
             <w:r>
               <w:rPr>
@@ -1998,9 +1859,6 @@
           <w:p>
             <w:pPr>
               <w:ind w:left="0"/>
-              <w:rPr>
-                <w:rFonts w:hint="eastAsia"/>
-              </w:rPr>
             </w:pPr>
             <w:r>
               <w:rPr>
@@ -2044,9 +1902,6 @@
           <w:p>
             <w:pPr>
               <w:ind w:left="0"/>
-              <w:rPr>
-                <w:rFonts w:hint="eastAsia"/>
-              </w:rPr>
             </w:pPr>
             <w:r>
               <w:rPr>
@@ -2124,9 +1979,6 @@
           <w:p>
             <w:pPr>
               <w:ind w:left="0"/>
-              <w:rPr>
-                <w:rFonts w:hint="eastAsia"/>
-              </w:rPr>
             </w:pPr>
             <w:r>
               <w:rPr>
@@ -2186,9 +2038,6 @@
           <w:p>
             <w:pPr>
               <w:ind w:left="0"/>
-              <w:rPr>
-                <w:rFonts w:hint="eastAsia"/>
-              </w:rPr>
             </w:pPr>
             <w:r>
               <w:rPr>
@@ -2225,9 +2074,6 @@
           <w:p>
             <w:pPr>
               <w:ind w:left="0"/>
-              <w:rPr>
-                <w:rFonts w:hint="eastAsia"/>
-              </w:rPr>
             </w:pPr>
             <w:r>
               <w:rPr>
@@ -2244,9 +2090,6 @@
           <w:p>
             <w:pPr>
               <w:ind w:left="0"/>
-              <w:rPr>
-                <w:rFonts w:hint="eastAsia"/>
-              </w:rPr>
             </w:pPr>
             <w:r>
               <w:t>sdbSyncDB</w:t>
@@ -2261,9 +2104,6 @@
           <w:p>
             <w:pPr>
               <w:ind w:left="0"/>
-              <w:rPr>
-                <w:rFonts w:hint="eastAsia"/>
-              </w:rPr>
             </w:pPr>
             <w:r>
               <w:rPr>
@@ -2288,9 +2128,6 @@
           <w:p>
             <w:pPr>
               <w:ind w:left="0"/>
-              <w:rPr>
-                <w:rFonts w:hint="eastAsia"/>
-              </w:rPr>
             </w:pPr>
             <w:r>
               <w:rPr>
@@ -2307,9 +2144,6 @@
           <w:p>
             <w:pPr>
               <w:ind w:left="0"/>
-              <w:rPr>
-                <w:rFonts w:hint="eastAsia"/>
-              </w:rPr>
             </w:pPr>
             <w:r>
               <w:rPr>
@@ -2328,9 +2162,6 @@
           <w:p>
             <w:pPr>
               <w:ind w:left="0"/>
-              <w:rPr>
-                <w:rFonts w:hint="eastAsia"/>
-              </w:rPr>
             </w:pPr>
             <w:r>
               <w:rPr>
@@ -2361,9 +2192,6 @@
           <w:p>
             <w:pPr>
               <w:ind w:left="0"/>
-              <w:rPr>
-                <w:rFonts w:hint="eastAsia"/>
-              </w:rPr>
             </w:pPr>
             <w:r>
               <w:rPr>
@@ -2388,9 +2216,6 @@
           <w:p>
             <w:pPr>
               <w:ind w:left="0"/>
-              <w:rPr>
-                <w:rFonts w:hint="eastAsia"/>
-              </w:rPr>
             </w:pPr>
             <w:r>
               <w:lastRenderedPageBreak/>
@@ -2411,9 +2236,6 @@
           <w:p>
             <w:pPr>
               <w:ind w:left="0"/>
-              <w:rPr>
-                <w:rFonts w:hint="eastAsia"/>
-              </w:rPr>
             </w:pPr>
             <w:r>
               <w:rPr>
@@ -2430,9 +2252,6 @@
           <w:p>
             <w:pPr>
               <w:ind w:left="0"/>
-              <w:rPr>
-                <w:rFonts w:hint="eastAsia"/>
-              </w:rPr>
             </w:pPr>
           </w:p>
         </w:tc>
@@ -2445,9 +2264,6 @@
           <w:p>
             <w:pPr>
               <w:ind w:left="0"/>
-              <w:rPr>
-                <w:rFonts w:hint="eastAsia"/>
-              </w:rPr>
             </w:pPr>
             <w:r>
               <w:rPr>
@@ -2464,9 +2280,6 @@
           <w:p>
             <w:pPr>
               <w:ind w:left="0"/>
-              <w:rPr>
-                <w:rFonts w:hint="eastAsia"/>
-              </w:rPr>
             </w:pPr>
             <w:r>
               <w:rPr>
@@ -2483,9 +2296,6 @@
           <w:p>
             <w:pPr>
               <w:ind w:left="0"/>
-              <w:rPr>
-                <w:rFonts w:hint="eastAsia"/>
-              </w:rPr>
             </w:pPr>
           </w:p>
         </w:tc>
@@ -2498,9 +2308,6 @@
           <w:p>
             <w:pPr>
               <w:ind w:left="0"/>
-              <w:rPr>
-                <w:rFonts w:hint="eastAsia"/>
-              </w:rPr>
             </w:pPr>
             <w:r>
               <w:rPr>
@@ -2517,9 +2324,6 @@
           <w:p>
             <w:pPr>
               <w:ind w:left="0"/>
-              <w:rPr>
-                <w:rFonts w:hint="eastAsia"/>
-              </w:rPr>
             </w:pPr>
             <w:r>
               <w:rPr>
@@ -2536,9 +2340,6 @@
           <w:p>
             <w:pPr>
               <w:ind w:left="0"/>
-              <w:rPr>
-                <w:rFonts w:hint="eastAsia"/>
-              </w:rPr>
             </w:pPr>
           </w:p>
         </w:tc>
@@ -2551,9 +2352,6 @@
           <w:p>
             <w:pPr>
               <w:ind w:left="0"/>
-              <w:rPr>
-                <w:rFonts w:hint="eastAsia"/>
-              </w:rPr>
             </w:pPr>
             <w:r>
               <w:rPr>
@@ -2570,9 +2368,6 @@
           <w:p>
             <w:pPr>
               <w:ind w:left="0"/>
-              <w:rPr>
-                <w:rFonts w:hint="eastAsia"/>
-              </w:rPr>
             </w:pPr>
             <w:r>
               <w:rPr>
@@ -2589,9 +2384,6 @@
           <w:p>
             <w:pPr>
               <w:ind w:left="0"/>
-              <w:rPr>
-                <w:rFonts w:hint="eastAsia"/>
-              </w:rPr>
             </w:pPr>
           </w:p>
         </w:tc>
@@ -2604,9 +2396,6 @@
           <w:p>
             <w:pPr>
               <w:ind w:left="0"/>
-              <w:rPr>
-                <w:rFonts w:hint="eastAsia"/>
-              </w:rPr>
             </w:pPr>
             <w:r>
               <w:t>C</w:t>
@@ -2626,9 +2415,6 @@
           <w:p>
             <w:pPr>
               <w:ind w:left="0"/>
-              <w:rPr>
-                <w:rFonts w:hint="eastAsia"/>
-              </w:rPr>
             </w:pPr>
             <w:r>
               <w:rPr>
@@ -2645,9 +2431,6 @@
           <w:p>
             <w:pPr>
               <w:ind w:left="0"/>
-              <w:rPr>
-                <w:rFonts w:hint="eastAsia"/>
-              </w:rPr>
             </w:pPr>
           </w:p>
         </w:tc>
@@ -2660,9 +2443,6 @@
           <w:p>
             <w:pPr>
               <w:ind w:left="0"/>
-              <w:rPr>
-                <w:rFonts w:hint="eastAsia"/>
-              </w:rPr>
             </w:pPr>
             <w:r>
               <w:rPr>
@@ -2679,9 +2459,6 @@
           <w:p>
             <w:pPr>
               <w:ind w:left="0"/>
-              <w:rPr>
-                <w:rFonts w:hint="eastAsia"/>
-              </w:rPr>
             </w:pPr>
             <w:r>
               <w:rPr>
@@ -2693,9 +2470,6 @@
           <w:p>
             <w:pPr>
               <w:ind w:left="0"/>
-              <w:rPr>
-                <w:rFonts w:hint="eastAsia"/>
-              </w:rPr>
             </w:pPr>
             <w:r>
               <w:rPr>
@@ -2712,9 +2486,6 @@
           <w:p>
             <w:pPr>
               <w:ind w:left="0"/>
-              <w:rPr>
-                <w:rFonts w:hint="eastAsia"/>
-              </w:rPr>
             </w:pPr>
             <w:r>
               <w:rPr>
@@ -2762,9 +2533,6 @@
           <w:p>
             <w:pPr>
               <w:ind w:left="0"/>
-              <w:rPr>
-                <w:rFonts w:hint="eastAsia"/>
-              </w:rPr>
             </w:pPr>
             <w:r>
               <w:rPr>
@@ -2776,9 +2544,6 @@
           <w:p>
             <w:pPr>
               <w:ind w:left="0"/>
-              <w:rPr>
-                <w:rFonts w:hint="eastAsia"/>
-              </w:rPr>
             </w:pPr>
             <w:r>
               <w:rPr>
@@ -2790,9 +2555,6 @@
           <w:p>
             <w:pPr>
               <w:ind w:left="0"/>
-              <w:rPr>
-                <w:rFonts w:hint="eastAsia"/>
-              </w:rPr>
             </w:pPr>
             <w:r>
               <w:rPr>
@@ -2804,19 +2566,8 @@
         </w:tc>
       </w:tr>
     </w:tbl>
+    <w:p/>
     <w:p>
-      <w:pPr>
-        <w:rPr>
-          <w:rFonts w:hint="eastAsia"/>
-        </w:rPr>
-      </w:pPr>
-    </w:p>
-    <w:p>
-      <w:pPr>
-        <w:rPr>
-          <w:rFonts w:hint="eastAsia"/>
-        </w:rPr>
-      </w:pPr>
       <w:r>
         <w:rPr>
           <w:rFonts w:hint="eastAsia"/>
@@ -2856,9 +2607,6 @@
           <w:p>
             <w:pPr>
               <w:ind w:left="0"/>
-              <w:rPr>
-                <w:rFonts w:hint="eastAsia"/>
-              </w:rPr>
             </w:pPr>
             <w:r>
               <w:t>Global</w:t>
@@ -2872,9 +2620,6 @@
           <w:p>
             <w:pPr>
               <w:ind w:left="0"/>
-              <w:rPr>
-                <w:rFonts w:hint="eastAsia"/>
-              </w:rPr>
             </w:pPr>
             <w:r>
               <w:t>true/false</w:t>
@@ -2888,9 +2633,6 @@
           <w:p>
             <w:pPr>
               <w:ind w:left="0"/>
-              <w:rPr>
-                <w:rFonts w:hint="eastAsia"/>
-              </w:rPr>
             </w:pPr>
             <w:r>
               <w:rPr>
@@ -2980,9 +2722,6 @@
           <w:p>
             <w:pPr>
               <w:ind w:left="0"/>
-              <w:rPr>
-                <w:rFonts w:hint="eastAsia"/>
-              </w:rPr>
             </w:pPr>
             <w:r>
               <w:rPr>
@@ -3013,9 +2752,6 @@
           <w:p>
             <w:pPr>
               <w:ind w:left="0"/>
-              <w:rPr>
-                <w:rFonts w:hint="eastAsia"/>
-              </w:rPr>
             </w:pPr>
             <w:r>
               <w:t>GroupID</w:t>
@@ -3029,9 +2765,6 @@
           <w:p>
             <w:pPr>
               <w:ind w:left="0"/>
-              <w:rPr>
-                <w:rFonts w:hint="eastAsia"/>
-              </w:rPr>
             </w:pPr>
             <w:r>
               <w:t>1001 /</w:t>
@@ -3040,9 +2773,6 @@
           <w:p>
             <w:pPr>
               <w:ind w:left="0"/>
-              <w:rPr>
-                <w:rFonts w:hint="eastAsia"/>
-              </w:rPr>
             </w:pPr>
             <w:r>
               <w:t>[ 1001, 1002, ... ]</w:t>
@@ -3057,9 +2787,6 @@
           <w:p>
             <w:pPr>
               <w:ind w:left="0"/>
-              <w:rPr>
-                <w:rFonts w:hint="eastAsia"/>
-              </w:rPr>
             </w:pPr>
             <w:r>
               <w:rPr>
@@ -3138,9 +2865,6 @@
           <w:p>
             <w:pPr>
               <w:ind w:left="0"/>
-              <w:rPr>
-                <w:rFonts w:hint="eastAsia"/>
-              </w:rPr>
             </w:pPr>
             <w:r>
               <w:t>GroupName</w:t>
@@ -3154,9 +2878,6 @@
           <w:p>
             <w:pPr>
               <w:ind w:left="0"/>
-              <w:rPr>
-                <w:rFonts w:hint="eastAsia"/>
-              </w:rPr>
             </w:pPr>
             <w:r>
               <w:t>"db1" /</w:t>
@@ -3165,9 +2886,6 @@
           <w:p>
             <w:pPr>
               <w:ind w:left="0"/>
-              <w:rPr>
-                <w:rFonts w:hint="eastAsia"/>
-              </w:rPr>
             </w:pPr>
             <w:r>
               <w:t>[ "db1", "db2", ... ]</w:t>
@@ -3182,9 +2900,6 @@
           <w:p>
             <w:pPr>
               <w:ind w:left="0"/>
-              <w:rPr>
-                <w:rFonts w:hint="eastAsia"/>
-              </w:rPr>
             </w:pPr>
           </w:p>
         </w:tc>
@@ -3197,9 +2912,6 @@
           <w:p>
             <w:pPr>
               <w:ind w:left="0"/>
-              <w:rPr>
-                <w:rFonts w:hint="eastAsia"/>
-              </w:rPr>
             </w:pPr>
             <w:r>
               <w:t>NodeID</w:t>
@@ -3213,9 +2925,6 @@
           <w:p>
             <w:pPr>
               <w:ind w:left="0"/>
-              <w:rPr>
-                <w:rFonts w:hint="eastAsia"/>
-              </w:rPr>
             </w:pPr>
             <w:r>
               <w:t xml:space="preserve">1001 </w:t>
@@ -3230,9 +2939,6 @@
           <w:p>
             <w:pPr>
               <w:ind w:left="0"/>
-              <w:rPr>
-                <w:rFonts w:hint="eastAsia"/>
-              </w:rPr>
             </w:pPr>
             <w:r>
               <w:t>[ 1001, 1002, ... ]</w:t>
@@ -3247,9 +2953,6 @@
           <w:p>
             <w:pPr>
               <w:ind w:left="0"/>
-              <w:rPr>
-                <w:rFonts w:hint="eastAsia"/>
-              </w:rPr>
             </w:pPr>
             <w:r>
               <w:rPr>
@@ -3316,9 +3019,6 @@
           <w:p>
             <w:pPr>
               <w:ind w:left="0"/>
-              <w:rPr>
-                <w:rFonts w:hint="eastAsia"/>
-              </w:rPr>
             </w:pPr>
             <w:r>
               <w:t>HostName</w:t>
@@ -3332,9 +3032,6 @@
           <w:p>
             <w:pPr>
               <w:ind w:left="0"/>
-              <w:rPr>
-                <w:rFonts w:hint="eastAsia"/>
-              </w:rPr>
             </w:pPr>
             <w:r>
               <w:t>"centos-01" /</w:t>
@@ -3343,9 +3040,6 @@
           <w:p>
             <w:pPr>
               <w:ind w:left="0"/>
-              <w:rPr>
-                <w:rFonts w:hint="eastAsia"/>
-              </w:rPr>
             </w:pPr>
             <w:r>
               <w:t>[ "centos-01",</w:t>
@@ -3354,9 +3048,6 @@
           <w:p>
             <w:pPr>
               <w:ind w:left="0"/>
-              <w:rPr>
-                <w:rFonts w:hint="eastAsia"/>
-              </w:rPr>
             </w:pPr>
             <w:r>
               <w:t>"ubuntu-02", ... ]</w:t>
@@ -3371,9 +3062,6 @@
           <w:p>
             <w:pPr>
               <w:ind w:left="0"/>
-              <w:rPr>
-                <w:rFonts w:hint="eastAsia"/>
-              </w:rPr>
             </w:pPr>
           </w:p>
         </w:tc>
@@ -3386,9 +3074,6 @@
           <w:p>
             <w:pPr>
               <w:ind w:left="0"/>
-              <w:rPr>
-                <w:rFonts w:hint="eastAsia"/>
-              </w:rPr>
             </w:pPr>
             <w:r>
               <w:t>svcname</w:t>
@@ -3402,9 +3087,6 @@
           <w:p>
             <w:pPr>
               <w:ind w:left="0"/>
-              <w:rPr>
-                <w:rFonts w:hint="eastAsia"/>
-              </w:rPr>
             </w:pPr>
             <w:r>
               <w:t xml:space="preserve">"11980" / </w:t>
@@ -3413,9 +3095,6 @@
           <w:p>
             <w:pPr>
               <w:ind w:left="0"/>
-              <w:rPr>
-                <w:rFonts w:hint="eastAsia"/>
-              </w:rPr>
             </w:pPr>
             <w:r>
               <w:t>[ "11780",</w:t>
@@ -3424,9 +3103,6 @@
           <w:p>
             <w:pPr>
               <w:ind w:left="0"/>
-              <w:rPr>
-                <w:rFonts w:hint="eastAsia"/>
-              </w:rPr>
             </w:pPr>
             <w:r>
               <w:t>"11810", ... ]</w:t>
@@ -3441,9 +3117,6 @@
           <w:p>
             <w:pPr>
               <w:ind w:left="0"/>
-              <w:rPr>
-                <w:rFonts w:hint="eastAsia"/>
-              </w:rPr>
             </w:pPr>
           </w:p>
         </w:tc>
@@ -3469,9 +3142,6 @@
           <w:p>
             <w:pPr>
               <w:ind w:left="0"/>
-              <w:rPr>
-                <w:rFonts w:hint="eastAsia"/>
-              </w:rPr>
             </w:pPr>
             <w:r>
               <w:t>"all"/"</w:t>
@@ -3480,9 +3150,6 @@
           <w:p>
             <w:pPr>
               <w:ind w:left="0"/>
-              <w:rPr>
-                <w:rFonts w:hint="eastAsia"/>
-              </w:rPr>
             </w:pPr>
             <w:r>
               <w:t>master(primary)"/</w:t>
@@ -3491,9 +3158,6 @@
           <w:p>
             <w:pPr>
               <w:ind w:left="0"/>
-              <w:rPr>
-                <w:rFonts w:hint="eastAsia"/>
-              </w:rPr>
             </w:pPr>
             <w:r>
               <w:t>"any"/</w:t>
@@ -3502,9 +3166,6 @@
           <w:p>
             <w:pPr>
               <w:ind w:left="0"/>
-              <w:rPr>
-                <w:rFonts w:hint="eastAsia"/>
-              </w:rPr>
             </w:pPr>
             <w:r>
               <w:t>"secondary"</w:t>
@@ -3518,9 +3179,6 @@
           <w:p>
             <w:pPr>
               <w:ind w:left="0"/>
-              <w:rPr>
-                <w:rFonts w:hint="eastAsia"/>
-              </w:rPr>
             </w:pPr>
           </w:p>
         </w:tc>
@@ -3546,9 +3204,6 @@
           <w:p>
             <w:pPr>
               <w:ind w:left="0"/>
-              <w:rPr>
-                <w:rFonts w:hint="eastAsia"/>
-              </w:rPr>
             </w:pPr>
             <w:r>
               <w:t>"data"/</w:t>
@@ -3557,9 +3212,6 @@
           <w:p>
             <w:pPr>
               <w:ind w:left="0"/>
-              <w:rPr>
-                <w:rFonts w:hint="eastAsia"/>
-              </w:rPr>
             </w:pPr>
             <w:r>
               <w:t>["data",</w:t>
@@ -3568,9 +3220,6 @@
           <w:p>
             <w:pPr>
               <w:ind w:left="0"/>
-              <w:rPr>
-                <w:rFonts w:hint="eastAsia"/>
-              </w:rPr>
             </w:pPr>
             <w:r>
               <w:t>"catalog",</w:t>
@@ -3579,9 +3228,6 @@
           <w:p>
             <w:pPr>
               <w:ind w:left="0"/>
-              <w:rPr>
-                <w:rFonts w:hint="eastAsia"/>
-              </w:rPr>
             </w:pPr>
             <w:r>
               <w:t xml:space="preserve">"coord", </w:t>
@@ -3590,9 +3236,6 @@
           <w:p>
             <w:pPr>
               <w:ind w:left="0"/>
-              <w:rPr>
-                <w:rFonts w:hint="eastAsia"/>
-              </w:rPr>
             </w:pPr>
             <w:r>
               <w:t>"all"]</w:t>
@@ -3606,9 +3249,6 @@
           <w:p>
             <w:pPr>
               <w:ind w:left="0"/>
-              <w:rPr>
-                <w:rFonts w:hint="eastAsia"/>
-              </w:rPr>
             </w:pPr>
             <w:r>
               <w:rPr>
@@ -3640,9 +3280,6 @@
           <w:p>
             <w:pPr>
               <w:ind w:left="0"/>
-              <w:rPr>
-                <w:rFonts w:hint="eastAsia"/>
-              </w:rPr>
             </w:pPr>
             <w:r>
               <w:t>true/false</w:t>
@@ -3656,21 +3293,12 @@
           <w:p>
             <w:pPr>
               <w:ind w:left="0"/>
-              <w:rPr>
-                <w:rFonts w:hint="eastAsia"/>
-              </w:rPr>
             </w:pPr>
           </w:p>
         </w:tc>
       </w:tr>
     </w:tbl>
-    <w:p>
-      <w:pPr>
-        <w:rPr>
-          <w:rFonts w:hint="eastAsia"/>
-        </w:rPr>
-      </w:pPr>
-    </w:p>
+    <w:p/>
     <w:p>
       <w:pPr>
         <w:pStyle w:val="ListParagraph"/>
@@ -3679,9 +3307,6 @@
           <w:numId w:val="7"/>
         </w:numPr>
         <w:ind w:firstLineChars="0"/>
-        <w:rPr>
-          <w:rFonts w:hint="eastAsia"/>
-        </w:rPr>
       </w:pPr>
       <w:r>
         <w:rPr>
@@ -3709,9 +3334,6 @@
           <w:p>
             <w:pPr>
               <w:ind w:left="0"/>
-              <w:rPr>
-                <w:rFonts w:hint="eastAsia"/>
-              </w:rPr>
             </w:pPr>
             <w:r>
               <w:rPr>
@@ -3728,9 +3350,6 @@
           <w:p>
             <w:pPr>
               <w:ind w:left="0"/>
-              <w:rPr>
-                <w:rFonts w:hint="eastAsia"/>
-              </w:rPr>
             </w:pPr>
             <w:r>
               <w:rPr>
@@ -3766,9 +3385,6 @@
           <w:p>
             <w:pPr>
               <w:ind w:left="0"/>
-              <w:rPr>
-                <w:rFonts w:hint="eastAsia"/>
-              </w:rPr>
             </w:pPr>
             <w:r>
               <w:rPr>
@@ -3800,9 +3416,6 @@
           <w:p>
             <w:pPr>
               <w:ind w:left="0"/>
-              <w:rPr>
-                <w:rFonts w:hint="eastAsia"/>
-              </w:rPr>
             </w:pPr>
             <w:r>
               <w:rPr>
@@ -3820,9 +3433,6 @@
           <w:p>
             <w:pPr>
               <w:ind w:left="0"/>
-              <w:rPr>
-                <w:rFonts w:hint="eastAsia"/>
-              </w:rPr>
             </w:pPr>
             <w:r>
               <w:rPr>
@@ -3865,9 +3475,6 @@
           <w:p>
             <w:pPr>
               <w:ind w:left="0"/>
-              <w:rPr>
-                <w:rFonts w:hint="eastAsia"/>
-              </w:rPr>
             </w:pPr>
             <w:r>
               <w:rPr>
@@ -3884,9 +3491,6 @@
           <w:p>
             <w:pPr>
               <w:ind w:left="0"/>
-              <w:rPr>
-                <w:rFonts w:hint="eastAsia"/>
-              </w:rPr>
             </w:pPr>
             <w:r>
               <w:rPr>
@@ -3929,9 +3533,6 @@
           <w:p>
             <w:pPr>
               <w:ind w:left="0"/>
-              <w:rPr>
-                <w:rFonts w:hint="eastAsia"/>
-              </w:rPr>
             </w:pPr>
             <w:r>
               <w:rPr>
@@ -3948,9 +3549,6 @@
           <w:p>
             <w:pPr>
               <w:ind w:left="0"/>
-              <w:rPr>
-                <w:rFonts w:hint="eastAsia"/>
-              </w:rPr>
             </w:pPr>
             <w:r>
               <w:rPr>
@@ -3986,9 +3584,6 @@
           <w:p>
             <w:pPr>
               <w:ind w:left="0"/>
-              <w:rPr>
-                <w:rFonts w:hint="eastAsia"/>
-              </w:rPr>
             </w:pPr>
             <w:r>
               <w:rPr>
@@ -4025,9 +3620,6 @@
           <w:p>
             <w:pPr>
               <w:ind w:left="0"/>
-              <w:rPr>
-                <w:rFonts w:hint="eastAsia"/>
-              </w:rPr>
             </w:pPr>
             <w:r>
               <w:rPr>
@@ -4044,9 +3636,6 @@
           <w:p>
             <w:pPr>
               <w:ind w:left="0"/>
-              <w:rPr>
-                <w:rFonts w:hint="eastAsia"/>
-              </w:rPr>
             </w:pPr>
             <w:r>
               <w:rPr>
@@ -4058,9 +3647,6 @@
           <w:p>
             <w:pPr>
               <w:ind w:left="0"/>
-              <w:rPr>
-                <w:rFonts w:hint="eastAsia"/>
-              </w:rPr>
             </w:pPr>
             <w:r>
               <w:rPr>
@@ -4072,9 +3658,6 @@
           <w:p>
             <w:pPr>
               <w:ind w:left="0"/>
-              <w:rPr>
-                <w:rFonts w:hint="eastAsia"/>
-              </w:rPr>
             </w:pPr>
             <w:r>
               <w:rPr>
@@ -4086,13 +3669,7 @@
         </w:tc>
       </w:tr>
     </w:tbl>
-    <w:p>
-      <w:pPr>
-        <w:rPr>
-          <w:rFonts w:hint="eastAsia"/>
-        </w:rPr>
-      </w:pPr>
-    </w:p>
+    <w:p/>
     <w:p>
       <w:pPr>
         <w:pStyle w:val="ListParagraph"/>
@@ -4101,9 +3678,6 @@
           <w:numId w:val="7"/>
         </w:numPr>
         <w:ind w:firstLineChars="0"/>
-        <w:rPr>
-          <w:rFonts w:hint="eastAsia"/>
-        </w:rPr>
       </w:pPr>
       <w:r>
         <w:rPr>
@@ -4147,9 +3721,6 @@
           <w:p>
             <w:pPr>
               <w:ind w:left="0"/>
-              <w:rPr>
-                <w:rFonts w:hint="eastAsia"/>
-              </w:rPr>
             </w:pPr>
             <w:r>
               <w:rPr>
@@ -4173,9 +3744,6 @@
           <w:p>
             <w:pPr>
               <w:ind w:left="0"/>
-              <w:rPr>
-                <w:rFonts w:hint="eastAsia"/>
-              </w:rPr>
             </w:pPr>
             <w:r>
               <w:rPr>
@@ -4199,9 +3767,6 @@
           <w:p>
             <w:pPr>
               <w:ind w:left="0"/>
-              <w:rPr>
-                <w:rFonts w:hint="eastAsia"/>
-              </w:rPr>
             </w:pPr>
             <w:r>
               <w:rPr>
@@ -4232,9 +3797,6 @@
           <w:p>
             <w:pPr>
               <w:ind w:left="0"/>
-              <w:rPr>
-                <w:rFonts w:hint="eastAsia"/>
-              </w:rPr>
             </w:pPr>
             <w:r>
               <w:rPr>
@@ -4251,9 +3813,6 @@
           <w:p>
             <w:pPr>
               <w:ind w:left="0"/>
-              <w:rPr>
-                <w:rFonts w:hint="eastAsia"/>
-              </w:rPr>
             </w:pPr>
             <w:r>
               <w:rPr>
@@ -4277,9 +3836,6 @@
           <w:p>
             <w:pPr>
               <w:ind w:left="0"/>
-              <w:rPr>
-                <w:rFonts w:hint="eastAsia"/>
-              </w:rPr>
             </w:pPr>
             <w:r>
               <w:rPr>
@@ -4303,9 +3859,6 @@
           <w:p>
             <w:pPr>
               <w:ind w:left="0"/>
-              <w:rPr>
-                <w:rFonts w:hint="eastAsia"/>
-              </w:rPr>
             </w:pPr>
             <w:r>
               <w:rPr>
@@ -4329,9 +3882,6 @@
           <w:p>
             <w:pPr>
               <w:ind w:left="0"/>
-              <w:rPr>
-                <w:rFonts w:hint="eastAsia"/>
-              </w:rPr>
             </w:pPr>
             <w:r>
               <w:rPr>
@@ -4362,9 +3912,6 @@
           <w:p>
             <w:pPr>
               <w:ind w:left="0"/>
-              <w:rPr>
-                <w:rFonts w:hint="eastAsia"/>
-              </w:rPr>
             </w:pPr>
             <w:r>
               <w:rPr>
@@ -4387,9 +3934,6 @@
           <w:p>
             <w:pPr>
               <w:ind w:left="0"/>
-              <w:rPr>
-                <w:rFonts w:hint="eastAsia"/>
-              </w:rPr>
             </w:pPr>
             <w:r>
               <w:rPr>
@@ -4401,13 +3945,7 @@
         </w:tc>
       </w:tr>
     </w:tbl>
-    <w:p>
-      <w:pPr>
-        <w:rPr>
-          <w:rFonts w:hint="eastAsia"/>
-        </w:rPr>
-      </w:pPr>
-    </w:p>
+    <w:p/>
     <w:p>
       <w:pPr>
         <w:pStyle w:val="ListParagraph"/>
@@ -4416,9 +3954,6 @@
           <w:numId w:val="7"/>
         </w:numPr>
         <w:ind w:firstLineChars="0"/>
-        <w:rPr>
-          <w:rFonts w:hint="eastAsia"/>
-        </w:rPr>
       </w:pPr>
       <w:r>
         <w:rPr>
@@ -4463,9 +3998,6 @@
           <w:p>
             <w:pPr>
               <w:ind w:left="0"/>
-              <w:rPr>
-                <w:rFonts w:hint="eastAsia"/>
-              </w:rPr>
             </w:pPr>
             <w:r>
               <w:rPr>
@@ -4489,9 +4021,6 @@
           <w:p>
             <w:pPr>
               <w:ind w:left="0"/>
-              <w:rPr>
-                <w:rFonts w:hint="eastAsia"/>
-              </w:rPr>
             </w:pPr>
             <w:r>
               <w:rPr>
@@ -4509,9 +4038,6 @@
           <w:p>
             <w:pPr>
               <w:ind w:left="0"/>
-              <w:rPr>
-                <w:rFonts w:hint="eastAsia"/>
-              </w:rPr>
             </w:pPr>
             <w:r>
               <w:rPr>
@@ -4562,9 +4088,6 @@
           <w:p>
             <w:pPr>
               <w:ind w:left="0"/>
-              <w:rPr>
-                <w:rFonts w:hint="eastAsia"/>
-              </w:rPr>
             </w:pPr>
             <w:r>
               <w:rPr>
@@ -4588,9 +4111,6 @@
           <w:p>
             <w:pPr>
               <w:ind w:left="0"/>
-              <w:rPr>
-                <w:rFonts w:hint="eastAsia"/>
-              </w:rPr>
             </w:pPr>
             <w:r>
               <w:rPr>
@@ -4608,9 +4128,6 @@
           <w:p>
             <w:pPr>
               <w:ind w:left="0"/>
-              <w:rPr>
-                <w:rFonts w:hint="eastAsia"/>
-              </w:rPr>
             </w:pPr>
             <w:r>
               <w:rPr>
@@ -4716,42 +4233,39 @@
         <w:t>对其它功能的约束，以及对某些功能的依赖</w:t>
       </w:r>
     </w:p>
+    <w:p/>
     <w:p>
       <w:pPr>
-        <w:rPr>
-          <w:rFonts w:hint="eastAsia"/>
-        </w:rPr>
-      </w:pPr>
+        <w:pStyle w:val="Heading2"/>
+      </w:pPr>
+      <w:r>
+        <w:rPr>
+          <w:rFonts w:hint="eastAsia"/>
+        </w:rPr>
+        <w:t xml:space="preserve">Story </w:t>
+      </w:r>
+      <w:r>
+        <w:rPr>
+          <w:rFonts w:hint="eastAsia"/>
+        </w:rPr>
+        <w:t>简单设计</w:t>
+      </w:r>
     </w:p>
     <w:p>
       <w:pPr>
-        <w:pStyle w:val="Heading2"/>
-      </w:pPr>
-      <w:r>
-        <w:rPr>
-          <w:rFonts w:hint="eastAsia"/>
-        </w:rPr>
-        <w:t xml:space="preserve">Story </w:t>
-      </w:r>
-      <w:r>
-        <w:rPr>
-          <w:rFonts w:hint="eastAsia"/>
-        </w:rPr>
-        <w:t>简单设计</w:t>
-      </w:r>
-    </w:p>
-    <w:p>
-      <w:pPr>
         <w:pStyle w:val="Heading3"/>
-        <w:rPr>
-          <w:rFonts w:hint="eastAsia"/>
-        </w:rPr>
-      </w:pPr>
-      <w:r>
-        <w:rPr>
-          <w:rFonts w:hint="eastAsia"/>
-        </w:rPr>
-        <w:t>关键述语表</w:t>
+      </w:pPr>
+      <w:r>
+        <w:rPr>
+          <w:rFonts w:hint="eastAsia"/>
+        </w:rPr>
+        <w:t>关键术</w:t>
+      </w:r>
+      <w:r>
+        <w:rPr>
+          <w:rFonts w:hint="eastAsia"/>
+        </w:rPr>
+        <w:t>语表</w:t>
       </w:r>
     </w:p>
     <w:tbl>
@@ -4774,9 +4288,6 @@
           <w:p>
             <w:pPr>
               <w:ind w:left="0"/>
-              <w:rPr>
-                <w:rFonts w:hint="eastAsia"/>
-              </w:rPr>
             </w:pPr>
             <w:r>
               <w:rPr>
@@ -4793,9 +4304,6 @@
           <w:p>
             <w:pPr>
               <w:ind w:left="0"/>
-              <w:rPr>
-                <w:rFonts w:hint="eastAsia"/>
-              </w:rPr>
             </w:pPr>
             <w:r>
               <w:rPr>
@@ -4812,9 +4320,6 @@
           <w:p>
             <w:pPr>
               <w:ind w:left="0"/>
-              <w:rPr>
-                <w:rFonts w:hint="eastAsia"/>
-              </w:rPr>
             </w:pPr>
           </w:p>
         </w:tc>
@@ -4827,9 +4332,6 @@
           <w:p>
             <w:pPr>
               <w:ind w:left="0"/>
-              <w:rPr>
-                <w:rFonts w:hint="eastAsia"/>
-              </w:rPr>
             </w:pPr>
             <w:r>
               <w:rPr>
@@ -4858,9 +4360,6 @@
           <w:p>
             <w:pPr>
               <w:ind w:left="0"/>
-              <w:rPr>
-                <w:rFonts w:hint="eastAsia"/>
-              </w:rPr>
             </w:pPr>
             <w:r>
               <w:rPr>
@@ -4877,9 +4376,6 @@
           <w:p>
             <w:pPr>
               <w:ind w:left="0"/>
-              <w:rPr>
-                <w:rFonts w:hint="eastAsia"/>
-              </w:rPr>
             </w:pPr>
           </w:p>
         </w:tc>
@@ -4892,9 +4388,6 @@
           <w:p>
             <w:pPr>
               <w:ind w:left="0"/>
-              <w:rPr>
-                <w:rFonts w:hint="eastAsia"/>
-              </w:rPr>
             </w:pPr>
             <w:r>
               <w:rPr>
@@ -4912,9 +4405,6 @@
           <w:p>
             <w:pPr>
               <w:ind w:left="0"/>
-              <w:rPr>
-                <w:rFonts w:hint="eastAsia"/>
-              </w:rPr>
             </w:pPr>
             <w:r>
               <w:rPr>
@@ -4931,9 +4421,6 @@
           <w:p>
             <w:pPr>
               <w:ind w:left="0"/>
-              <w:rPr>
-                <w:rFonts w:hint="eastAsia"/>
-              </w:rPr>
             </w:pPr>
             <w:r>
               <w:rPr>
@@ -4958,9 +4445,6 @@
           <w:p>
             <w:pPr>
               <w:ind w:left="0"/>
-              <w:rPr>
-                <w:rFonts w:hint="eastAsia"/>
-              </w:rPr>
             </w:pPr>
             <w:r>
               <w:rPr>
@@ -4977,9 +4461,6 @@
           <w:p>
             <w:pPr>
               <w:ind w:left="0"/>
-              <w:rPr>
-                <w:rFonts w:hint="eastAsia"/>
-              </w:rPr>
             </w:pPr>
             <w:r>
               <w:rPr>
@@ -4996,9 +4477,6 @@
           <w:p>
             <w:pPr>
               <w:ind w:left="0"/>
-              <w:rPr>
-                <w:rFonts w:hint="eastAsia"/>
-              </w:rPr>
             </w:pPr>
           </w:p>
         </w:tc>
@@ -5011,9 +4489,6 @@
           <w:p>
             <w:pPr>
               <w:ind w:left="0"/>
-              <w:rPr>
-                <w:rFonts w:hint="eastAsia"/>
-              </w:rPr>
             </w:pPr>
             <w:r>
               <w:rPr>
@@ -5030,9 +4505,6 @@
           <w:p>
             <w:pPr>
               <w:ind w:left="0"/>
-              <w:rPr>
-                <w:rFonts w:hint="eastAsia"/>
-              </w:rPr>
             </w:pPr>
             <w:r>
               <w:rPr>
@@ -5049,9 +4521,6 @@
           <w:p>
             <w:pPr>
               <w:ind w:left="0"/>
-              <w:rPr>
-                <w:rFonts w:hint="eastAsia"/>
-              </w:rPr>
             </w:pPr>
           </w:p>
         </w:tc>
@@ -5064,9 +4533,6 @@
           <w:p>
             <w:pPr>
               <w:ind w:left="0"/>
-              <w:rPr>
-                <w:rFonts w:hint="eastAsia"/>
-              </w:rPr>
             </w:pPr>
             <w:r>
               <w:rPr>
@@ -5083,9 +4549,6 @@
           <w:p>
             <w:pPr>
               <w:ind w:left="0"/>
-              <w:rPr>
-                <w:rFonts w:hint="eastAsia"/>
-              </w:rPr>
             </w:pPr>
             <w:r>
               <w:rPr>
@@ -5102,9 +4565,6 @@
           <w:p>
             <w:pPr>
               <w:ind w:left="0"/>
-              <w:rPr>
-                <w:rFonts w:hint="eastAsia"/>
-              </w:rPr>
             </w:pPr>
             <w:r>
               <w:rPr>
@@ -5123,9 +4583,6 @@
           <w:p>
             <w:pPr>
               <w:ind w:left="0"/>
-              <w:rPr>
-                <w:rFonts w:hint="eastAsia"/>
-              </w:rPr>
             </w:pPr>
             <w:r>
               <w:rPr>
@@ -5142,9 +4599,6 @@
           <w:p>
             <w:pPr>
               <w:ind w:left="0"/>
-              <w:rPr>
-                <w:rFonts w:hint="eastAsia"/>
-              </w:rPr>
             </w:pPr>
             <w:r>
               <w:rPr>
@@ -5161,9 +4615,6 @@
           <w:p>
             <w:pPr>
               <w:ind w:left="0"/>
-              <w:rPr>
-                <w:rFonts w:hint="eastAsia"/>
-              </w:rPr>
             </w:pPr>
           </w:p>
         </w:tc>
@@ -5176,9 +4627,6 @@
           <w:p>
             <w:pPr>
               <w:ind w:left="0"/>
-              <w:rPr>
-                <w:rFonts w:hint="eastAsia"/>
-              </w:rPr>
             </w:pPr>
             <w:r>
               <w:rPr>
@@ -5195,9 +4643,6 @@
           <w:p>
             <w:pPr>
               <w:ind w:left="0"/>
-              <w:rPr>
-                <w:rFonts w:hint="eastAsia"/>
-              </w:rPr>
             </w:pPr>
             <w:r>
               <w:rPr>
@@ -5214,9 +4659,6 @@
           <w:p>
             <w:pPr>
               <w:ind w:left="0"/>
-              <w:rPr>
-                <w:rFonts w:hint="eastAsia"/>
-              </w:rPr>
             </w:pPr>
           </w:p>
         </w:tc>
@@ -5229,9 +4671,6 @@
           <w:p>
             <w:pPr>
               <w:ind w:left="0"/>
-              <w:rPr>
-                <w:rFonts w:hint="eastAsia"/>
-              </w:rPr>
             </w:pPr>
             <w:r>
               <w:rPr>
@@ -5248,9 +4687,6 @@
           <w:p>
             <w:pPr>
               <w:ind w:left="0"/>
-              <w:rPr>
-                <w:rFonts w:hint="eastAsia"/>
-              </w:rPr>
             </w:pPr>
             <w:r>
               <w:rPr>
@@ -5267,9 +4703,6 @@
           <w:p>
             <w:pPr>
               <w:ind w:left="0"/>
-              <w:rPr>
-                <w:rFonts w:hint="eastAsia"/>
-              </w:rPr>
             </w:pPr>
           </w:p>
         </w:tc>
@@ -5282,9 +4715,6 @@
           <w:p>
             <w:pPr>
               <w:ind w:left="0"/>
-              <w:rPr>
-                <w:rFonts w:hint="eastAsia"/>
-              </w:rPr>
             </w:pPr>
             <w:r>
               <w:rPr>
@@ -5301,9 +4731,6 @@
           <w:p>
             <w:pPr>
               <w:ind w:left="0"/>
-              <w:rPr>
-                <w:rFonts w:hint="eastAsia"/>
-              </w:rPr>
             </w:pPr>
             <w:r>
               <w:rPr>
@@ -5320,9 +4747,6 @@
           <w:p>
             <w:pPr>
               <w:ind w:left="0"/>
-              <w:rPr>
-                <w:rFonts w:hint="eastAsia"/>
-              </w:rPr>
             </w:pPr>
           </w:p>
         </w:tc>
@@ -5335,9 +4759,6 @@
           <w:p>
             <w:pPr>
               <w:ind w:left="0"/>
-              <w:rPr>
-                <w:rFonts w:hint="eastAsia"/>
-              </w:rPr>
             </w:pPr>
             <w:r>
               <w:rPr>
@@ -5354,9 +4775,6 @@
           <w:p>
             <w:pPr>
               <w:ind w:left="0"/>
-              <w:rPr>
-                <w:rFonts w:hint="eastAsia"/>
-              </w:rPr>
             </w:pPr>
             <w:r>
               <w:rPr>
@@ -5379,9 +4797,6 @@
           <w:p>
             <w:pPr>
               <w:ind w:left="0"/>
-              <w:rPr>
-                <w:rFonts w:hint="eastAsia"/>
-              </w:rPr>
             </w:pPr>
             <w:r>
               <w:rPr>
@@ -5405,13 +4820,7 @@
         </w:tc>
       </w:tr>
     </w:tbl>
-    <w:p>
-      <w:pPr>
-        <w:rPr>
-          <w:rFonts w:hint="eastAsia"/>
-        </w:rPr>
-      </w:pPr>
-    </w:p>
+    <w:p/>
     <w:p>
       <w:pPr>
         <w:pStyle w:val="Heading3"/>
@@ -5495,9 +4904,6 @@
           <w:ilvl w:val="1"/>
           <w:numId w:val="2"/>
         </w:numPr>
-        <w:rPr>
-          <w:rFonts w:hint="eastAsia"/>
-        </w:rPr>
       </w:pPr>
       <w:r>
         <w:rPr>
@@ -5507,12 +4913,10 @@
       </w:r>
     </w:p>
     <w:p>
-      <w:pPr>
-        <w:rPr>
-          <w:rFonts w:hint="eastAsia"/>
-        </w:rPr>
-      </w:pPr>
-      <w:r>
+      <w:r>
+        <w:rPr>
+          <w:noProof/>
+        </w:rPr>
         <w:drawing>
           <wp:inline distT="0" distB="0" distL="0" distR="0">
             <wp:extent cx="5274310" cy="2590761"/>
@@ -10673,9 +10077,6 @@
           <w:numId w:val="7"/>
         </w:numPr>
         <w:ind w:firstLineChars="0"/>
-        <w:rPr>
-          <w:rFonts w:hint="eastAsia"/>
-        </w:rPr>
       </w:pPr>
       <w:r>
         <w:rPr>
@@ -10688,9 +10089,6 @@
       <w:pPr>
         <w:pStyle w:val="ListParagraph"/>
         <w:ind w:left="777" w:firstLineChars="0" w:firstLine="0"/>
-        <w:rPr>
-          <w:rFonts w:hint="eastAsia"/>
-        </w:rPr>
       </w:pPr>
       <w:r>
         <w:rPr>
@@ -10707,9 +10105,6 @@
           <w:numId w:val="7"/>
         </w:numPr>
         <w:ind w:firstLineChars="0"/>
-        <w:rPr>
-          <w:rFonts w:hint="eastAsia"/>
-        </w:rPr>
       </w:pPr>
       <w:r>
         <w:rPr>
@@ -10722,9 +10117,6 @@
       <w:pPr>
         <w:pStyle w:val="ListParagraph"/>
         <w:ind w:left="777" w:firstLineChars="0" w:firstLine="0"/>
-        <w:rPr>
-          <w:rFonts w:hint="eastAsia"/>
-        </w:rPr>
       </w:pPr>
       <w:r>
         <w:rPr>
@@ -10741,9 +10133,6 @@
           <w:numId w:val="7"/>
         </w:numPr>
         <w:ind w:firstLineChars="0"/>
-        <w:rPr>
-          <w:rFonts w:hint="eastAsia"/>
-        </w:rPr>
       </w:pPr>
       <w:r>
         <w:rPr>
@@ -10756,9 +10145,6 @@
       <w:pPr>
         <w:pStyle w:val="ListParagraph"/>
         <w:ind w:left="777" w:firstLineChars="0" w:firstLine="0"/>
-        <w:rPr>
-          <w:rFonts w:hint="eastAsia"/>
-        </w:rPr>
       </w:pPr>
       <w:r>
         <w:rPr>
@@ -10794,9 +10180,6 @@
           <w:numId w:val="7"/>
         </w:numPr>
         <w:ind w:firstLineChars="0"/>
-        <w:rPr>
-          <w:rFonts w:hint="eastAsia"/>
-        </w:rPr>
       </w:pPr>
       <w:r>
         <w:rPr>
@@ -10809,9 +10192,6 @@
       <w:pPr>
         <w:pStyle w:val="ListParagraph"/>
         <w:ind w:left="777" w:firstLineChars="0" w:firstLine="0"/>
-        <w:rPr>
-          <w:rFonts w:hint="eastAsia"/>
-        </w:rPr>
       </w:pPr>
       <w:r>
         <w:rPr>
@@ -10840,9 +10220,6 @@
           <w:numId w:val="10"/>
         </w:numPr>
         <w:ind w:firstLineChars="0"/>
-        <w:rPr>
-          <w:rFonts w:hint="eastAsia"/>
-        </w:rPr>
       </w:pPr>
       <w:r>
         <w:rPr>
@@ -10855,9 +10232,6 @@
       <w:pPr>
         <w:pStyle w:val="ListParagraph"/>
         <w:ind w:left="1137" w:firstLineChars="0" w:firstLine="0"/>
-        <w:rPr>
-          <w:rFonts w:hint="eastAsia"/>
-        </w:rPr>
       </w:pPr>
       <w:r>
         <w:rPr>
@@ -10874,9 +10248,6 @@
           <w:numId w:val="10"/>
         </w:numPr>
         <w:ind w:firstLineChars="0"/>
-        <w:rPr>
-          <w:rFonts w:hint="eastAsia"/>
-        </w:rPr>
       </w:pPr>
       <w:r>
         <w:rPr>
@@ -10901,9 +10272,6 @@
       <w:pPr>
         <w:pStyle w:val="ListParagraph"/>
         <w:ind w:left="1137" w:firstLineChars="0" w:firstLine="0"/>
-        <w:rPr>
-          <w:rFonts w:hint="eastAsia"/>
-        </w:rPr>
       </w:pPr>
       <w:r>
         <w:rPr>
@@ -10922,9 +10290,6 @@
       <w:pPr>
         <w:pStyle w:val="ListParagraph"/>
         <w:ind w:left="1137" w:firstLineChars="0" w:firstLine="0"/>
-        <w:rPr>
-          <w:rFonts w:hint="eastAsia"/>
-        </w:rPr>
       </w:pPr>
       <w:r>
         <w:rPr>
@@ -10937,9 +10302,6 @@
       <w:pPr>
         <w:pStyle w:val="ListParagraph"/>
         <w:ind w:left="1137" w:firstLineChars="0" w:firstLine="0"/>
-        <w:rPr>
-          <w:rFonts w:hint="eastAsia"/>
-        </w:rPr>
       </w:pPr>
       <w:r>
         <w:rPr>
@@ -10968,9 +10330,6 @@
           <w:numId w:val="7"/>
         </w:numPr>
         <w:ind w:firstLineChars="0"/>
-        <w:rPr>
-          <w:rFonts w:hint="eastAsia"/>
-        </w:rPr>
       </w:pPr>
       <w:r>
         <w:rPr>
@@ -10983,9 +10342,6 @@
       <w:pPr>
         <w:pStyle w:val="ListParagraph"/>
         <w:ind w:left="777" w:firstLineChars="0" w:firstLine="0"/>
-        <w:rPr>
-          <w:rFonts w:hint="eastAsia"/>
-        </w:rPr>
       </w:pPr>
       <w:r>
         <w:rPr>
@@ -11008,9 +10364,6 @@
           <w:numId w:val="11"/>
         </w:numPr>
         <w:ind w:firstLineChars="0"/>
-        <w:rPr>
-          <w:rFonts w:hint="eastAsia"/>
-        </w:rPr>
       </w:pPr>
       <w:r>
         <w:rPr>
@@ -11023,9 +10376,6 @@
       <w:pPr>
         <w:pStyle w:val="ListParagraph"/>
         <w:ind w:left="1137" w:firstLineChars="0" w:firstLine="0"/>
-        <w:rPr>
-          <w:rFonts w:hint="eastAsia"/>
-        </w:rPr>
       </w:pPr>
       <w:r>
         <w:rPr>
@@ -11042,9 +10392,6 @@
           <w:numId w:val="11"/>
         </w:numPr>
         <w:ind w:firstLineChars="0"/>
-        <w:rPr>
-          <w:rFonts w:hint="eastAsia"/>
-        </w:rPr>
       </w:pPr>
       <w:r>
         <w:rPr>
@@ -11057,9 +10404,6 @@
       <w:pPr>
         <w:pStyle w:val="ListParagraph"/>
         <w:ind w:left="1137" w:firstLineChars="0" w:firstLine="0"/>
-        <w:rPr>
-          <w:rFonts w:hint="eastAsia"/>
-        </w:rPr>
       </w:pPr>
       <w:r>
         <w:rPr>
@@ -11072,9 +10416,6 @@
       <w:pPr>
         <w:pStyle w:val="ListParagraph"/>
         <w:ind w:left="1137" w:firstLineChars="0" w:firstLine="0"/>
-        <w:rPr>
-          <w:rFonts w:hint="eastAsia"/>
-        </w:rPr>
       </w:pPr>
       <w:r>
         <w:rPr>
@@ -11087,9 +10428,6 @@
       <w:pPr>
         <w:pStyle w:val="ListParagraph"/>
         <w:ind w:left="1137" w:firstLineChars="0" w:firstLine="0"/>
-        <w:rPr>
-          <w:rFonts w:hint="eastAsia"/>
-        </w:rPr>
       </w:pPr>
       <w:r>
         <w:rPr>
@@ -11098,13 +10436,7 @@
         <w:t>提交会产生一致性日志；</w:t>
       </w:r>
     </w:p>
-    <w:p>
-      <w:pPr>
-        <w:rPr>
-          <w:rFonts w:hint="eastAsia"/>
-        </w:rPr>
-      </w:pPr>
-    </w:p>
+    <w:p/>
     <w:p>
       <w:pPr>
         <w:pStyle w:val="Heading3"/>
@@ -11112,9 +10444,6 @@
           <w:ilvl w:val="1"/>
           <w:numId w:val="2"/>
         </w:numPr>
-        <w:rPr>
-          <w:rFonts w:hint="eastAsia"/>
-        </w:rPr>
       </w:pPr>
       <w:r>
         <w:rPr>
@@ -11129,19 +10458,8 @@
         <w:t>机制的逻辑类图</w:t>
       </w:r>
     </w:p>
+    <w:p/>
     <w:p>
-      <w:pPr>
-        <w:rPr>
-          <w:rFonts w:hint="eastAsia"/>
-        </w:rPr>
-      </w:pPr>
-    </w:p>
-    <w:p>
-      <w:pPr>
-        <w:rPr>
-          <w:rFonts w:hint="eastAsia"/>
-        </w:rPr>
-      </w:pPr>
       <w:r>
         <w:rPr>
           <w:rFonts w:hint="eastAsia"/>
@@ -11195,11 +10513,6 @@
       </w:r>
     </w:p>
     <w:p>
-      <w:pPr>
-        <w:rPr>
-          <w:rFonts w:hint="eastAsia"/>
-        </w:rPr>
-      </w:pPr>
       <w:r>
         <w:rPr>
           <w:rFonts w:hint="eastAsia"/>
@@ -11214,11 +10527,6 @@
       </w:r>
     </w:p>
     <w:p>
-      <w:pPr>
-        <w:rPr>
-          <w:rFonts w:hint="eastAsia"/>
-        </w:rPr>
-      </w:pPr>
       <w:r>
         <w:rPr>
           <w:rFonts w:hint="eastAsia"/>
@@ -11245,9 +10553,6 @@
           <w:p>
             <w:pPr>
               <w:ind w:left="0"/>
-              <w:rPr>
-                <w:rFonts w:hint="eastAsia"/>
-              </w:rPr>
             </w:pPr>
             <w:r>
               <w:rPr>
@@ -11264,9 +10569,6 @@
           <w:p>
             <w:pPr>
               <w:ind w:left="0"/>
-              <w:rPr>
-                <w:rFonts w:hint="eastAsia"/>
-              </w:rPr>
             </w:pPr>
             <w:r>
               <w:rPr>
@@ -11303,9 +10605,6 @@
           <w:p>
             <w:pPr>
               <w:ind w:left="0"/>
-              <w:rPr>
-                <w:rFonts w:hint="eastAsia"/>
-              </w:rPr>
             </w:pPr>
             <w:r>
               <w:rPr>
@@ -11322,9 +10621,6 @@
           <w:p>
             <w:pPr>
               <w:ind w:left="0"/>
-              <w:rPr>
-                <w:rFonts w:hint="eastAsia"/>
-              </w:rPr>
             </w:pPr>
             <w:r>
               <w:rPr>
@@ -11356,9 +10652,6 @@
           <w:p>
             <w:pPr>
               <w:ind w:left="0"/>
-              <w:rPr>
-                <w:rFonts w:hint="eastAsia"/>
-              </w:rPr>
             </w:pPr>
             <w:r>
               <w:rPr>
@@ -11376,9 +10669,6 @@
           <w:p>
             <w:pPr>
               <w:ind w:left="0"/>
-              <w:rPr>
-                <w:rFonts w:hint="eastAsia"/>
-              </w:rPr>
             </w:pPr>
             <w:r>
               <w:rPr>
@@ -11397,9 +10687,6 @@
           <w:p>
             <w:pPr>
               <w:ind w:left="0"/>
-              <w:rPr>
-                <w:rFonts w:hint="eastAsia"/>
-              </w:rPr>
             </w:pPr>
             <w:r>
               <w:rPr>
@@ -11416,9 +10703,6 @@
           <w:p>
             <w:pPr>
               <w:ind w:left="0"/>
-              <w:rPr>
-                <w:rFonts w:hint="eastAsia"/>
-              </w:rPr>
             </w:pPr>
             <w:r>
               <w:rPr>
@@ -11437,9 +10721,6 @@
           <w:p>
             <w:pPr>
               <w:ind w:left="0"/>
-              <w:rPr>
-                <w:rFonts w:hint="eastAsia"/>
-              </w:rPr>
             </w:pPr>
             <w:r>
               <w:rPr>
@@ -11456,9 +10737,6 @@
           <w:p>
             <w:pPr>
               <w:ind w:left="0"/>
-              <w:rPr>
-                <w:rFonts w:hint="eastAsia"/>
-              </w:rPr>
             </w:pPr>
             <w:r>
               <w:rPr>
@@ -11477,9 +10755,6 @@
           <w:p>
             <w:pPr>
               <w:ind w:left="0"/>
-              <w:rPr>
-                <w:rFonts w:hint="eastAsia"/>
-              </w:rPr>
             </w:pPr>
             <w:r>
               <w:rPr>
@@ -11496,9 +10771,6 @@
           <w:p>
             <w:pPr>
               <w:ind w:left="0"/>
-              <w:rPr>
-                <w:rFonts w:hint="eastAsia"/>
-              </w:rPr>
             </w:pPr>
             <w:r>
               <w:rPr>
@@ -11510,13 +10782,7 @@
         </w:tc>
       </w:tr>
     </w:tbl>
-    <w:p>
-      <w:pPr>
-        <w:rPr>
-          <w:rFonts w:hint="eastAsia"/>
-        </w:rPr>
-      </w:pPr>
-    </w:p>
+    <w:p/>
     <w:p>
       <w:pPr>
         <w:pStyle w:val="Heading3"/>
@@ -11524,9 +10790,6 @@
           <w:ilvl w:val="1"/>
           <w:numId w:val="2"/>
         </w:numPr>
-        <w:rPr>
-          <w:rFonts w:hint="eastAsia"/>
-        </w:rPr>
       </w:pPr>
       <w:r>
         <w:rPr>
@@ -11542,11 +10805,6 @@
       </w:r>
     </w:p>
     <w:p>
-      <w:pPr>
-        <w:rPr>
-          <w:rFonts w:hint="eastAsia"/>
-        </w:rPr>
-      </w:pPr>
       <w:r>
         <w:rPr>
           <w:rFonts w:hint="eastAsia"/>
@@ -11554,13 +10812,7 @@
         <w:t>下一阶段实现。</w:t>
       </w:r>
     </w:p>
-    <w:p>
-      <w:pPr>
-        <w:rPr>
-          <w:rFonts w:hint="eastAsia"/>
-        </w:rPr>
-      </w:pPr>
-    </w:p>
+    <w:p/>
     <w:p>
       <w:pPr>
         <w:pStyle w:val="Heading3"/>
@@ -11644,11 +10896,6 @@
       </w:r>
     </w:p>
     <w:p>
-      <w:pPr>
-        <w:rPr>
-          <w:rFonts w:hint="eastAsia"/>
-        </w:rPr>
-      </w:pPr>
       <w:r>
         <w:rPr>
           <w:rFonts w:hint="eastAsia"/>
@@ -11720,9 +10967,6 @@
           <w:p>
             <w:pPr>
               <w:ind w:left="0"/>
-              <w:rPr>
-                <w:rFonts w:hint="eastAsia"/>
-              </w:rPr>
             </w:pPr>
             <w:r>
               <w:rPr>
@@ -11739,9 +10983,6 @@
           <w:p>
             <w:pPr>
               <w:ind w:left="0"/>
-              <w:rPr>
-                <w:rFonts w:hint="eastAsia"/>
-              </w:rPr>
             </w:pPr>
             <w:r>
               <w:rPr>
@@ -11772,9 +11013,6 @@
           <w:p>
             <w:pPr>
               <w:ind w:left="0"/>
-              <w:rPr>
-                <w:rFonts w:hint="eastAsia"/>
-              </w:rPr>
             </w:pPr>
             <w:r>
               <w:rPr>
@@ -11791,9 +11029,6 @@
           <w:p>
             <w:pPr>
               <w:ind w:left="0"/>
-              <w:rPr>
-                <w:rFonts w:hint="eastAsia"/>
-              </w:rPr>
             </w:pPr>
             <w:r>
               <w:rPr>
@@ -11812,9 +11047,6 @@
           <w:p>
             <w:pPr>
               <w:ind w:left="0"/>
-              <w:rPr>
-                <w:rFonts w:hint="eastAsia"/>
-              </w:rPr>
             </w:pPr>
             <w:r>
               <w:rPr>
@@ -11831,9 +11063,6 @@
           <w:p>
             <w:pPr>
               <w:ind w:left="0"/>
-              <w:rPr>
-                <w:rFonts w:hint="eastAsia"/>
-              </w:rPr>
             </w:pPr>
             <w:r>
               <w:rPr>
@@ -11859,9 +11088,6 @@
           <w:p>
             <w:pPr>
               <w:ind w:left="0"/>
-              <w:rPr>
-                <w:rFonts w:hint="eastAsia"/>
-              </w:rPr>
             </w:pPr>
             <w:r>
               <w:rPr>
@@ -11879,9 +11105,6 @@
           <w:p>
             <w:pPr>
               <w:ind w:left="0"/>
-              <w:rPr>
-                <w:rFonts w:hint="eastAsia"/>
-              </w:rPr>
             </w:pPr>
             <w:r>
               <w:rPr>
@@ -11893,13 +11116,7 @@
         </w:tc>
       </w:tr>
     </w:tbl>
-    <w:p>
-      <w:pPr>
-        <w:rPr>
-          <w:rFonts w:hint="eastAsia"/>
-        </w:rPr>
-      </w:pPr>
-    </w:p>
+    <w:p/>
     <w:p>
       <w:pPr>
         <w:pStyle w:val="Heading3"/>
@@ -11907,9 +11124,6 @@
           <w:ilvl w:val="2"/>
           <w:numId w:val="2"/>
         </w:numPr>
-        <w:rPr>
-          <w:rFonts w:hint="eastAsia"/>
-        </w:rPr>
       </w:pPr>
       <w:r>
         <w:rPr>
@@ -11921,9 +11135,6 @@
     <w:p>
       <w:pPr>
         <w:jc w:val="center"/>
-        <w:rPr>
-          <w:rFonts w:hint="eastAsia"/>
-        </w:rPr>
       </w:pPr>
       <w:r>
         <w:rPr>
@@ -12012,9 +11223,6 @@
           <w:p>
             <w:pPr>
               <w:ind w:left="0"/>
-              <w:rPr>
-                <w:rFonts w:hint="eastAsia"/>
-              </w:rPr>
             </w:pPr>
             <w:r>
               <w:rPr>
@@ -12049,9 +11257,6 @@
           <w:p>
             <w:pPr>
               <w:ind w:left="0"/>
-              <w:rPr>
-                <w:rFonts w:hint="eastAsia"/>
-              </w:rPr>
             </w:pPr>
             <w:r>
               <w:rPr>
@@ -12069,9 +11274,6 @@
           <w:p>
             <w:pPr>
               <w:ind w:left="0"/>
-              <w:rPr>
-                <w:rFonts w:hint="eastAsia"/>
-              </w:rPr>
             </w:pPr>
             <w:r>
               <w:rPr>
@@ -12117,9 +11319,6 @@
                 <w:numId w:val="17"/>
               </w:numPr>
               <w:ind w:firstLineChars="0"/>
-              <w:rPr>
-                <w:rFonts w:hint="eastAsia"/>
-              </w:rPr>
             </w:pPr>
             <w:r>
               <w:rPr>
@@ -12136,9 +11335,6 @@
                 <w:numId w:val="17"/>
               </w:numPr>
               <w:ind w:firstLineChars="0"/>
-              <w:rPr>
-                <w:rFonts w:hint="eastAsia"/>
-              </w:rPr>
             </w:pPr>
             <w:r>
               <w:rPr>
@@ -12155,9 +11351,6 @@
                 <w:numId w:val="17"/>
               </w:numPr>
               <w:ind w:firstLineChars="0"/>
-              <w:rPr>
-                <w:rFonts w:hint="eastAsia"/>
-              </w:rPr>
             </w:pPr>
             <w:r>
               <w:rPr>
@@ -12200,9 +11393,6 @@
           <w:p>
             <w:pPr>
               <w:ind w:left="0"/>
-              <w:rPr>
-                <w:rFonts w:hint="eastAsia"/>
-              </w:rPr>
             </w:pPr>
             <w:r>
               <w:rPr>
@@ -12219,9 +11409,6 @@
           <w:p>
             <w:pPr>
               <w:ind w:left="0"/>
-              <w:rPr>
-                <w:rFonts w:hint="eastAsia"/>
-              </w:rPr>
             </w:pPr>
             <w:r>
               <w:rPr>
@@ -12245,13 +11432,7 @@
         </w:tc>
       </w:tr>
     </w:tbl>
-    <w:p>
-      <w:pPr>
-        <w:rPr>
-          <w:rFonts w:hint="eastAsia"/>
-        </w:rPr>
-      </w:pPr>
-    </w:p>
+    <w:p/>
     <w:p>
       <w:pPr>
         <w:pStyle w:val="Heading3"/>
@@ -12259,9 +11440,6 @@
           <w:ilvl w:val="2"/>
           <w:numId w:val="2"/>
         </w:numPr>
-        <w:rPr>
-          <w:rFonts w:hint="eastAsia"/>
-        </w:rPr>
       </w:pPr>
       <w:r>
         <w:rPr>
@@ -12324,11 +11502,6 @@
       </w:r>
     </w:p>
     <w:p>
-      <w:pPr>
-        <w:rPr>
-          <w:rFonts w:hint="eastAsia"/>
-        </w:rPr>
-      </w:pPr>
       <w:r>
         <w:rPr>
           <w:rFonts w:hint="eastAsia"/>
@@ -12348,13 +11521,7 @@
         <w:t>略。</w:t>
       </w:r>
     </w:p>
-    <w:p>
-      <w:pPr>
-        <w:rPr>
-          <w:rFonts w:hint="eastAsia"/>
-        </w:rPr>
-      </w:pPr>
-    </w:p>
+    <w:p/>
     <w:p>
       <w:pPr>
         <w:pStyle w:val="Heading3"/>
@@ -12362,9 +11529,6 @@
           <w:ilvl w:val="2"/>
           <w:numId w:val="2"/>
         </w:numPr>
-        <w:rPr>
-          <w:rFonts w:hint="eastAsia"/>
-        </w:rPr>
       </w:pPr>
       <w:r>
         <w:rPr>
@@ -12374,11 +11538,6 @@
       </w:r>
     </w:p>
     <w:p>
-      <w:pPr>
-        <w:rPr>
-          <w:rFonts w:hint="eastAsia"/>
-        </w:rPr>
-      </w:pPr>
       <w:r>
         <w:rPr>
           <w:rFonts w:hint="eastAsia"/>
@@ -12466,9 +11625,6 @@
           <w:p>
             <w:pPr>
               <w:ind w:left="0"/>
-              <w:rPr>
-                <w:rFonts w:hint="eastAsia"/>
-              </w:rPr>
             </w:pPr>
             <w:r>
               <w:rPr>
@@ -12485,9 +11641,6 @@
                 <w:numId w:val="20"/>
               </w:numPr>
               <w:ind w:firstLineChars="0"/>
-              <w:rPr>
-                <w:rFonts w:hint="eastAsia"/>
-              </w:rPr>
             </w:pPr>
             <w:r>
               <w:rPr>
@@ -12516,9 +11669,6 @@
                 <w:numId w:val="20"/>
               </w:numPr>
               <w:ind w:firstLineChars="0"/>
-              <w:rPr>
-                <w:rFonts w:hint="eastAsia"/>
-              </w:rPr>
             </w:pPr>
             <w:r>
               <w:rPr>
@@ -12530,9 +11680,6 @@
           <w:p>
             <w:pPr>
               <w:ind w:left="0"/>
-              <w:rPr>
-                <w:rFonts w:hint="eastAsia"/>
-              </w:rPr>
             </w:pPr>
             <w:r>
               <w:rPr>
@@ -12550,13 +11697,7 @@
         </w:tc>
       </w:tr>
     </w:tbl>
-    <w:p>
-      <w:pPr>
-        <w:rPr>
-          <w:rFonts w:hint="eastAsia"/>
-        </w:rPr>
-      </w:pPr>
-    </w:p>
+    <w:p/>
     <w:p>
       <w:pPr>
         <w:pStyle w:val="Heading3"/>
@@ -12564,9 +11705,6 @@
           <w:ilvl w:val="2"/>
           <w:numId w:val="2"/>
         </w:numPr>
-        <w:rPr>
-          <w:rFonts w:hint="eastAsia"/>
-        </w:rPr>
       </w:pPr>
       <w:r>
         <w:rPr>
@@ -12577,11 +11715,6 @@
       </w:r>
     </w:p>
     <w:p>
-      <w:pPr>
-        <w:rPr>
-          <w:rFonts w:hint="eastAsia"/>
-        </w:rPr>
-      </w:pPr>
       <w:r>
         <w:rPr>
           <w:rFonts w:hint="eastAsia"/>
@@ -12672,9 +11805,6 @@
           <w:p>
             <w:pPr>
               <w:ind w:left="0"/>
-              <w:rPr>
-                <w:rFonts w:hint="eastAsia"/>
-              </w:rPr>
             </w:pPr>
             <w:r>
               <w:rPr>
@@ -12693,9 +11823,6 @@
           <w:p>
             <w:pPr>
               <w:ind w:left="0"/>
-              <w:rPr>
-                <w:rFonts w:hint="eastAsia"/>
-              </w:rPr>
             </w:pPr>
             <w:r>
               <w:t>C</w:t>
@@ -12715,9 +11842,6 @@
           <w:p>
             <w:pPr>
               <w:ind w:left="0"/>
-              <w:rPr>
-                <w:rFonts w:hint="eastAsia"/>
-              </w:rPr>
             </w:pPr>
             <w:r>
               <w:rPr>
@@ -12760,9 +11884,6 @@
                 <w:numId w:val="22"/>
               </w:numPr>
               <w:ind w:firstLineChars="0"/>
-              <w:rPr>
-                <w:rFonts w:hint="eastAsia"/>
-              </w:rPr>
             </w:pPr>
             <w:r>
               <w:rPr>
@@ -12785,9 +11906,6 @@
                 <w:numId w:val="22"/>
               </w:numPr>
               <w:ind w:firstLineChars="0"/>
-              <w:rPr>
-                <w:rFonts w:hint="eastAsia"/>
-              </w:rPr>
             </w:pPr>
             <w:r>
               <w:rPr>
@@ -12804,9 +11922,6 @@
                 <w:numId w:val="22"/>
               </w:numPr>
               <w:ind w:firstLineChars="0"/>
-              <w:rPr>
-                <w:rFonts w:hint="eastAsia"/>
-              </w:rPr>
             </w:pPr>
             <w:r>
               <w:rPr>
@@ -12829,9 +11944,6 @@
                 <w:numId w:val="22"/>
               </w:numPr>
               <w:ind w:firstLineChars="0"/>
-              <w:rPr>
-                <w:rFonts w:hint="eastAsia"/>
-              </w:rPr>
             </w:pPr>
             <w:r>
               <w:rPr>
@@ -12848,9 +11960,6 @@
                 <w:numId w:val="22"/>
               </w:numPr>
               <w:ind w:firstLineChars="0"/>
-              <w:rPr>
-                <w:rFonts w:hint="eastAsia"/>
-              </w:rPr>
             </w:pPr>
             <w:r>
               <w:rPr>
@@ -12862,9 +11971,6 @@
           <w:p>
             <w:pPr>
               <w:ind w:left="0"/>
-              <w:rPr>
-                <w:rFonts w:hint="eastAsia"/>
-              </w:rPr>
             </w:pPr>
             <w:r>
               <w:rPr>
@@ -12876,19 +11982,19 @@
               <w:rPr>
                 <w:rFonts w:hint="eastAsia"/>
               </w:rPr>
-              <w:t>在按集合空间执行内存映射缓存的数据同步时，在非强制模式下，任务的外部变更操作都会中断本次的数据同步。</w:t>
+              <w:t>在按集合空间执行内存映射缓存的数据同步时，在非强制模式下，任何</w:t>
+            </w:r>
+            <w:r>
+              <w:rPr>
+                <w:rFonts w:hint="eastAsia"/>
+              </w:rPr>
+              <w:t>的外部变更操作都会中断本次的数据同步。</w:t>
             </w:r>
           </w:p>
         </w:tc>
       </w:tr>
     </w:tbl>
-    <w:p>
-      <w:pPr>
-        <w:rPr>
-          <w:rFonts w:hint="eastAsia"/>
-        </w:rPr>
-      </w:pPr>
-    </w:p>
+    <w:p/>
     <w:p>
       <w:pPr>
         <w:pStyle w:val="Heading3"/>
@@ -12896,9 +12002,6 @@
           <w:ilvl w:val="2"/>
           <w:numId w:val="2"/>
         </w:numPr>
-        <w:rPr>
-          <w:rFonts w:hint="eastAsia"/>
-        </w:rPr>
       </w:pPr>
       <w:r>
         <w:rPr>
@@ -12909,11 +12012,6 @@
       </w:r>
     </w:p>
     <w:p>
-      <w:pPr>
-        <w:rPr>
-          <w:rFonts w:hint="eastAsia"/>
-        </w:rPr>
-      </w:pPr>
       <w:r>
         <w:rPr>
           <w:rFonts w:hint="eastAsia"/>
@@ -13004,9 +12102,6 @@
           <w:p>
             <w:pPr>
               <w:ind w:left="0"/>
-              <w:rPr>
-                <w:rFonts w:hint="eastAsia"/>
-              </w:rPr>
             </w:pPr>
             <w:r>
               <w:rPr>
@@ -13042,9 +12137,6 @@
           <w:p>
             <w:pPr>
               <w:ind w:left="0"/>
-              <w:rPr>
-                <w:rFonts w:hint="eastAsia"/>
-              </w:rPr>
             </w:pPr>
             <w:r>
               <w:rPr>
@@ -13080,13 +12172,7 @@
         </w:tc>
       </w:tr>
     </w:tbl>
-    <w:p>
-      <w:pPr>
-        <w:rPr>
-          <w:rFonts w:hint="eastAsia"/>
-        </w:rPr>
-      </w:pPr>
-    </w:p>
+    <w:p/>
     <w:p>
       <w:pPr>
         <w:pStyle w:val="Heading3"/>
@@ -13094,9 +12180,6 @@
           <w:ilvl w:val="2"/>
           <w:numId w:val="2"/>
         </w:numPr>
-        <w:rPr>
-          <w:rFonts w:hint="eastAsia"/>
-        </w:rPr>
       </w:pPr>
       <w:r>
         <w:rPr>
@@ -13106,11 +12189,6 @@
       </w:r>
     </w:p>
     <w:p>
-      <w:pPr>
-        <w:rPr>
-          <w:rFonts w:hint="eastAsia"/>
-        </w:rPr>
-      </w:pPr>
       <w:r>
         <w:rPr>
           <w:rFonts w:hint="eastAsia"/>
@@ -13203,9 +12281,6 @@
                 <w:numId w:val="25"/>
               </w:numPr>
               <w:ind w:firstLineChars="0"/>
-              <w:rPr>
-                <w:rFonts w:hint="eastAsia"/>
-              </w:rPr>
             </w:pPr>
             <w:r>
               <w:rPr>
@@ -13222,9 +12297,6 @@
                 <w:numId w:val="25"/>
               </w:numPr>
               <w:ind w:firstLineChars="0"/>
-              <w:rPr>
-                <w:rFonts w:hint="eastAsia"/>
-              </w:rPr>
             </w:pPr>
             <w:r>
               <w:rPr>
@@ -13247,9 +12319,6 @@
                 <w:numId w:val="25"/>
               </w:numPr>
               <w:ind w:firstLineChars="0"/>
-              <w:rPr>
-                <w:rFonts w:hint="eastAsia"/>
-              </w:rPr>
             </w:pPr>
             <w:r>
               <w:rPr>
@@ -13302,9 +12371,6 @@
                 <w:numId w:val="25"/>
               </w:numPr>
               <w:ind w:firstLineChars="0"/>
-              <w:rPr>
-                <w:rFonts w:hint="eastAsia"/>
-              </w:rPr>
             </w:pPr>
             <w:r>
               <w:rPr>
@@ -13329,9 +12395,6 @@
           <w:p>
             <w:pPr>
               <w:ind w:left="0"/>
-              <w:rPr>
-                <w:rFonts w:hint="eastAsia"/>
-              </w:rPr>
             </w:pPr>
             <w:r>
               <w:rPr>
@@ -13349,13 +12412,7 @@
         </w:tc>
       </w:tr>
     </w:tbl>
-    <w:p>
-      <w:pPr>
-        <w:rPr>
-          <w:rFonts w:hint="eastAsia"/>
-        </w:rPr>
-      </w:pPr>
-    </w:p>
+    <w:p/>
     <w:p>
       <w:pPr>
         <w:pStyle w:val="Heading2"/>
@@ -13734,9 +12791,6 @@
           <w:p>
             <w:pPr>
               <w:ind w:left="0"/>
-              <w:rPr>
-                <w:rFonts w:hint="eastAsia"/>
-              </w:rPr>
             </w:pPr>
             <w:r>
               <w:rPr>
@@ -13758,9 +12812,6 @@
                 <w:numId w:val="3"/>
               </w:numPr>
               <w:ind w:firstLineChars="0"/>
-              <w:rPr>
-                <w:rFonts w:hint="eastAsia"/>
-              </w:rPr>
             </w:pPr>
             <w:r>
               <w:rPr>
@@ -13777,9 +12828,6 @@
                 <w:numId w:val="3"/>
               </w:numPr>
               <w:ind w:firstLineChars="0"/>
-              <w:rPr>
-                <w:rFonts w:hint="eastAsia"/>
-              </w:rPr>
             </w:pPr>
             <w:r>
               <w:rPr>
@@ -13808,9 +12856,6 @@
                 <w:numId w:val="3"/>
               </w:numPr>
               <w:ind w:firstLineChars="0"/>
-              <w:rPr>
-                <w:rFonts w:hint="eastAsia"/>
-              </w:rPr>
             </w:pPr>
             <w:r>
               <w:rPr>
@@ -13827,9 +12872,6 @@
                 <w:numId w:val="3"/>
               </w:numPr>
               <w:ind w:firstLineChars="0"/>
-              <w:rPr>
-                <w:rFonts w:hint="eastAsia"/>
-              </w:rPr>
             </w:pPr>
             <w:r>
               <w:rPr>
@@ -13846,9 +12888,6 @@
                 <w:numId w:val="3"/>
               </w:numPr>
               <w:ind w:firstLineChars="0"/>
-              <w:rPr>
-                <w:rFonts w:hint="eastAsia"/>
-              </w:rPr>
             </w:pPr>
             <w:r>
               <w:rPr>
@@ -13881,9 +12920,6 @@
           <w:p>
             <w:pPr>
               <w:ind w:left="0"/>
-              <w:rPr>
-                <w:rFonts w:hint="eastAsia"/>
-              </w:rPr>
             </w:pPr>
             <w:r>
               <w:rPr>
@@ -13918,9 +12954,6 @@
           <w:p>
             <w:pPr>
               <w:ind w:left="0"/>
-              <w:rPr>
-                <w:rFonts w:hint="eastAsia"/>
-              </w:rPr>
             </w:pPr>
             <w:r>
               <w:rPr>
@@ -13942,9 +12975,6 @@
                 <w:numId w:val="26"/>
               </w:numPr>
               <w:ind w:firstLineChars="0"/>
-              <w:rPr>
-                <w:rFonts w:hint="eastAsia"/>
-              </w:rPr>
             </w:pPr>
             <w:r>
               <w:rPr>
@@ -13973,9 +13003,6 @@
                 <w:numId w:val="26"/>
               </w:numPr>
               <w:ind w:firstLineChars="0"/>
-              <w:rPr>
-                <w:rFonts w:hint="eastAsia"/>
-              </w:rPr>
             </w:pPr>
             <w:r>
               <w:rPr>
@@ -13992,9 +13019,6 @@
                 <w:numId w:val="26"/>
               </w:numPr>
               <w:ind w:firstLineChars="0"/>
-              <w:rPr>
-                <w:rFonts w:hint="eastAsia"/>
-              </w:rPr>
             </w:pPr>
             <w:r>
               <w:rPr>
@@ -14011,9 +13035,6 @@
                 <w:numId w:val="26"/>
               </w:numPr>
               <w:ind w:firstLineChars="0"/>
-              <w:rPr>
-                <w:rFonts w:hint="eastAsia"/>
-              </w:rPr>
             </w:pPr>
             <w:r>
               <w:rPr>
@@ -14042,9 +13063,6 @@
                 <w:numId w:val="26"/>
               </w:numPr>
               <w:ind w:firstLineChars="0"/>
-              <w:rPr>
-                <w:rFonts w:hint="eastAsia"/>
-              </w:rPr>
             </w:pPr>
             <w:r>
               <w:rPr>
@@ -14079,9 +13097,6 @@
           <w:p>
             <w:pPr>
               <w:ind w:left="0"/>
-              <w:rPr>
-                <w:rFonts w:hint="eastAsia"/>
-              </w:rPr>
             </w:pPr>
             <w:r>
               <w:rPr>
@@ -14098,9 +13113,6 @@
           <w:p>
             <w:pPr>
               <w:ind w:left="0"/>
-              <w:rPr>
-                <w:rFonts w:hint="eastAsia"/>
-              </w:rPr>
             </w:pPr>
             <w:r>
               <w:rPr>
@@ -14122,9 +13134,6 @@
                 <w:numId w:val="27"/>
               </w:numPr>
               <w:ind w:firstLineChars="0"/>
-              <w:rPr>
-                <w:rFonts w:hint="eastAsia"/>
-              </w:rPr>
             </w:pPr>
             <w:r>
               <w:rPr>
@@ -14153,9 +13162,6 @@
                 <w:numId w:val="27"/>
               </w:numPr>
               <w:ind w:firstLineChars="0"/>
-              <w:rPr>
-                <w:rFonts w:hint="eastAsia"/>
-              </w:rPr>
             </w:pPr>
             <w:r>
               <w:rPr>
@@ -14172,9 +13178,6 @@
                 <w:numId w:val="27"/>
               </w:numPr>
               <w:ind w:firstLineChars="0"/>
-              <w:rPr>
-                <w:rFonts w:hint="eastAsia"/>
-              </w:rPr>
             </w:pPr>
             <w:r>
               <w:rPr>
@@ -14203,9 +13206,6 @@
                 <w:numId w:val="27"/>
               </w:numPr>
               <w:ind w:firstLineChars="0"/>
-              <w:rPr>
-                <w:rFonts w:hint="eastAsia"/>
-              </w:rPr>
             </w:pPr>
             <w:r>
               <w:rPr>
@@ -14240,9 +13240,6 @@
                 <w:numId w:val="27"/>
               </w:numPr>
               <w:ind w:firstLineChars="0"/>
-              <w:rPr>
-                <w:rFonts w:hint="eastAsia"/>
-              </w:rPr>
             </w:pPr>
             <w:r>
               <w:rPr>
@@ -14277,9 +13274,6 @@
           <w:p>
             <w:pPr>
               <w:ind w:left="0"/>
-              <w:rPr>
-                <w:rFonts w:hint="eastAsia"/>
-              </w:rPr>
             </w:pPr>
             <w:r>
               <w:rPr>
@@ -14296,9 +13290,6 @@
           <w:p>
             <w:pPr>
               <w:ind w:left="0"/>
-              <w:rPr>
-                <w:rFonts w:hint="eastAsia"/>
-              </w:rPr>
             </w:pPr>
             <w:r>
               <w:rPr>
@@ -14349,9 +13340,6 @@
           <w:p>
             <w:pPr>
               <w:ind w:left="0"/>
-              <w:rPr>
-                <w:rFonts w:hint="eastAsia"/>
-              </w:rPr>
             </w:pPr>
             <w:r>
               <w:rPr>
@@ -14374,9 +13362,6 @@
           <w:p>
             <w:pPr>
               <w:ind w:left="0"/>
-              <w:rPr>
-                <w:rFonts w:hint="eastAsia"/>
-              </w:rPr>
             </w:pPr>
             <w:r>
               <w:rPr>
@@ -14398,9 +13383,6 @@
                 <w:numId w:val="28"/>
               </w:numPr>
               <w:ind w:firstLineChars="0"/>
-              <w:rPr>
-                <w:rFonts w:hint="eastAsia"/>
-              </w:rPr>
             </w:pPr>
             <w:r>
               <w:rPr>
@@ -14429,9 +13411,6 @@
                 <w:numId w:val="28"/>
               </w:numPr>
               <w:ind w:firstLineChars="0"/>
-              <w:rPr>
-                <w:rFonts w:hint="eastAsia"/>
-              </w:rPr>
             </w:pPr>
             <w:r>
               <w:rPr>
@@ -14449,9 +13428,6 @@
                 <w:numId w:val="28"/>
               </w:numPr>
               <w:ind w:firstLineChars="0"/>
-              <w:rPr>
-                <w:rFonts w:hint="eastAsia"/>
-              </w:rPr>
             </w:pPr>
             <w:r>
               <w:rPr>
@@ -14492,9 +13468,6 @@
                 <w:numId w:val="28"/>
               </w:numPr>
               <w:ind w:firstLineChars="0"/>
-              <w:rPr>
-                <w:rFonts w:hint="eastAsia"/>
-              </w:rPr>
             </w:pPr>
             <w:r>
               <w:rPr>
@@ -14517,9 +13490,6 @@
                 <w:numId w:val="28"/>
               </w:numPr>
               <w:ind w:firstLineChars="0"/>
-              <w:rPr>
-                <w:rFonts w:hint="eastAsia"/>
-              </w:rPr>
             </w:pPr>
             <w:r>
               <w:rPr>
@@ -14560,9 +13530,6 @@
                 <w:numId w:val="28"/>
               </w:numPr>
               <w:ind w:firstLineChars="0"/>
-              <w:rPr>
-                <w:rFonts w:hint="eastAsia"/>
-              </w:rPr>
             </w:pPr>
             <w:r>
               <w:rPr>
@@ -14591,9 +13558,6 @@
                 <w:numId w:val="28"/>
               </w:numPr>
               <w:ind w:firstLineChars="0"/>
-              <w:rPr>
-                <w:rFonts w:hint="eastAsia"/>
-              </w:rPr>
             </w:pPr>
             <w:r>
               <w:rPr>
@@ -14622,9 +13586,6 @@
           <w:p>
             <w:pPr>
               <w:ind w:left="0"/>
-              <w:rPr>
-                <w:rFonts w:hint="eastAsia"/>
-              </w:rPr>
             </w:pPr>
             <w:r>
               <w:rPr>
@@ -14656,9 +13617,6 @@
           <w:p>
             <w:pPr>
               <w:ind w:left="0"/>
-              <w:rPr>
-                <w:rFonts w:hint="eastAsia"/>
-              </w:rPr>
             </w:pPr>
             <w:r>
               <w:rPr>
@@ -14676,9 +13634,6 @@
           <w:p>
             <w:pPr>
               <w:ind w:left="0"/>
-              <w:rPr>
-                <w:rFonts w:hint="eastAsia"/>
-              </w:rPr>
             </w:pPr>
             <w:r>
               <w:rPr>
@@ -14700,9 +13655,6 @@
                 <w:numId w:val="29"/>
               </w:numPr>
               <w:ind w:firstLineChars="0"/>
-              <w:rPr>
-                <w:rFonts w:hint="eastAsia"/>
-              </w:rPr>
             </w:pPr>
             <w:r>
               <w:rPr>
@@ -14731,9 +13683,6 @@
                 <w:numId w:val="29"/>
               </w:numPr>
               <w:ind w:firstLineChars="0"/>
-              <w:rPr>
-                <w:rFonts w:hint="eastAsia"/>
-              </w:rPr>
             </w:pPr>
             <w:r>
               <w:rPr>
@@ -14750,9 +13699,6 @@
                 <w:numId w:val="29"/>
               </w:numPr>
               <w:ind w:firstLineChars="0"/>
-              <w:rPr>
-                <w:rFonts w:hint="eastAsia"/>
-              </w:rPr>
             </w:pPr>
             <w:r>
               <w:rPr>
@@ -14793,9 +13739,6 @@
                 <w:numId w:val="29"/>
               </w:numPr>
               <w:ind w:firstLineChars="0"/>
-              <w:rPr>
-                <w:rFonts w:hint="eastAsia"/>
-              </w:rPr>
             </w:pPr>
             <w:r>
               <w:rPr>
@@ -14818,9 +13761,6 @@
                 <w:numId w:val="29"/>
               </w:numPr>
               <w:ind w:firstLineChars="0"/>
-              <w:rPr>
-                <w:rFonts w:hint="eastAsia"/>
-              </w:rPr>
             </w:pPr>
             <w:r>
               <w:rPr>
@@ -14861,9 +13801,6 @@
                 <w:numId w:val="29"/>
               </w:numPr>
               <w:ind w:firstLineChars="0"/>
-              <w:rPr>
-                <w:rFonts w:hint="eastAsia"/>
-              </w:rPr>
             </w:pPr>
             <w:r>
               <w:rPr>
@@ -14887,9 +13824,6 @@
           <w:p>
             <w:pPr>
               <w:ind w:left="0"/>
-              <w:rPr>
-                <w:rFonts w:hint="eastAsia"/>
-              </w:rPr>
             </w:pPr>
             <w:r>
               <w:rPr>
@@ -14918,9 +13852,6 @@
           <w:p>
             <w:pPr>
               <w:ind w:left="0"/>
-              <w:rPr>
-                <w:rFonts w:hint="eastAsia"/>
-              </w:rPr>
             </w:pPr>
             <w:r>
               <w:rPr>
@@ -14951,21 +13882,12 @@
           <w:p>
             <w:pPr>
               <w:ind w:left="0"/>
-              <w:rPr>
-                <w:rFonts w:hint="eastAsia"/>
-              </w:rPr>
-            </w:pPr>
-            <w:r>
-              <w:rPr>
-                <w:rFonts w:hint="eastAsia"/>
-              </w:rPr>
-              <w:t>Story.ACID.010.us.00</w:t>
-            </w:r>
-            <w:r>
-              <w:rPr>
-                <w:rFonts w:hint="eastAsia"/>
-              </w:rPr>
-              <w:t>7</w:t>
+            </w:pPr>
+            <w:r>
+              <w:rPr>
+                <w:rFonts w:hint="eastAsia"/>
+              </w:rPr>
+              <w:t>Story.ACID.010.us.007</w:t>
             </w:r>
           </w:p>
         </w:tc>
@@ -14976,9 +13898,6 @@
           <w:p>
             <w:pPr>
               <w:ind w:left="0"/>
-              <w:rPr>
-                <w:rFonts w:hint="eastAsia"/>
-              </w:rPr>
             </w:pPr>
             <w:r>
               <w:rPr>
@@ -15006,9 +13925,6 @@
                 <w:numId w:val="30"/>
               </w:numPr>
               <w:ind w:firstLineChars="0"/>
-              <w:rPr>
-                <w:rFonts w:hint="eastAsia"/>
-              </w:rPr>
             </w:pPr>
             <w:r>
               <w:rPr>
@@ -15043,9 +13959,6 @@
                 <w:numId w:val="30"/>
               </w:numPr>
               <w:ind w:firstLineChars="0"/>
-              <w:rPr>
-                <w:rFonts w:hint="eastAsia"/>
-              </w:rPr>
             </w:pPr>
             <w:r>
               <w:rPr>
@@ -15062,9 +13975,6 @@
                 <w:numId w:val="30"/>
               </w:numPr>
               <w:ind w:firstLineChars="0"/>
-              <w:rPr>
-                <w:rFonts w:hint="eastAsia"/>
-              </w:rPr>
             </w:pPr>
             <w:r>
               <w:rPr>
@@ -15111,9 +14021,6 @@
                 <w:numId w:val="30"/>
               </w:numPr>
               <w:ind w:firstLineChars="0"/>
-              <w:rPr>
-                <w:rFonts w:hint="eastAsia"/>
-              </w:rPr>
             </w:pPr>
             <w:r>
               <w:rPr>
@@ -15136,9 +14043,6 @@
                 <w:numId w:val="30"/>
               </w:numPr>
               <w:ind w:firstLineChars="0"/>
-              <w:rPr>
-                <w:rFonts w:hint="eastAsia"/>
-              </w:rPr>
             </w:pPr>
             <w:r>
               <w:rPr>
@@ -15161,9 +14065,6 @@
                 <w:numId w:val="30"/>
               </w:numPr>
               <w:ind w:firstLineChars="0"/>
-              <w:rPr>
-                <w:rFonts w:hint="eastAsia"/>
-              </w:rPr>
             </w:pPr>
             <w:r>
               <w:rPr>
@@ -15192,9 +14093,6 @@
           <w:p>
             <w:pPr>
               <w:ind w:left="0"/>
-              <w:rPr>
-                <w:rFonts w:hint="eastAsia"/>
-              </w:rPr>
             </w:pPr>
             <w:r>
               <w:rPr>
@@ -17730,6 +16628,7 @@
   <w:style w:type="character" w:default="1" w:styleId="DefaultParagraphFont">
     <w:name w:val="Default Paragraph Font"/>
     <w:uiPriority w:val="1"/>
+    <w:semiHidden/>
     <w:unhideWhenUsed/>
   </w:style>
   <w:style w:type="table" w:default="1" w:styleId="TableNormal">

--- a/internal_doc/03.开发设计/ACID/Story-数据持久化.docx
+++ b/internal_doc/03.开发设计/ACID/Story-数据持久化.docx
@@ -96,6 +96,21 @@
             <w:pPr>
               <w:ind w:left="0"/>
             </w:pPr>
+            <w:r>
+              <w:t>2016/9/27</w:t>
+            </w:r>
+            <w:r>
+              <w:rPr>
+                <w:rFonts w:hint="eastAsia"/>
+              </w:rPr>
+              <w:t xml:space="preserve"> </w:t>
+            </w:r>
+            <w:r>
+              <w:rPr>
+                <w:rFonts w:hint="eastAsia"/>
+              </w:rPr>
+              <w:t>许建辉</w:t>
+            </w:r>
           </w:p>
         </w:tc>
         <w:tc>
@@ -105,7 +120,34 @@
           <w:p>
             <w:pPr>
               <w:ind w:left="0"/>
-            </w:pPr>
+              <w:rPr>
+                <w:rFonts w:hint="eastAsia"/>
+              </w:rPr>
+            </w:pPr>
+            <w:r>
+              <w:rPr>
+                <w:rFonts w:hint="eastAsia"/>
+              </w:rPr>
+              <w:t>1</w:t>
+            </w:r>
+            <w:r>
+              <w:rPr>
+                <w:rFonts w:hint="eastAsia"/>
+              </w:rPr>
+              <w:t>、修改</w:t>
+            </w:r>
+            <w:r>
+              <w:rPr>
+                <w:rFonts w:hint="eastAsia"/>
+              </w:rPr>
+              <w:t>db.sync()</w:t>
+            </w:r>
+            <w:r>
+              <w:rPr>
+                <w:rFonts w:hint="eastAsia"/>
+              </w:rPr>
+              <w:t>接口</w:t>
+            </w:r>
           </w:p>
         </w:tc>
       </w:tr>
@@ -524,7 +566,19 @@
         <w:rPr>
           <w:rFonts w:hint="eastAsia"/>
         </w:rPr>
-        <w:t>数据持久化目的就是保证</w:t>
+        <w:t>数据持久</w:t>
+      </w:r>
+      <w:r>
+        <w:rPr>
+          <w:rFonts w:hint="eastAsia"/>
+        </w:rPr>
+        <w:t>化目</w:t>
+      </w:r>
+      <w:r>
+        <w:rPr>
+          <w:rFonts w:hint="eastAsia"/>
+        </w:rPr>
+        <w:t>的就是保证</w:t>
       </w:r>
       <w:r>
         <w:rPr>
@@ -769,18 +823,30 @@
           <w:numId w:val="7"/>
         </w:numPr>
         <w:ind w:firstLineChars="0"/>
-      </w:pPr>
-      <w:r>
-        <w:rPr>
-          <w:rFonts w:hint="eastAsia"/>
+        <w:rPr>
+          <w:color w:val="31849B" w:themeColor="accent5" w:themeShade="BF"/>
+        </w:rPr>
+      </w:pPr>
+      <w:r>
+        <w:rPr>
+          <w:rFonts w:hint="eastAsia"/>
+          <w:color w:val="31849B" w:themeColor="accent5" w:themeShade="BF"/>
         </w:rPr>
         <w:t>Check Point</w:t>
       </w:r>
       <w:r>
         <w:rPr>
           <w:rFonts w:hint="eastAsia"/>
+          <w:color w:val="31849B" w:themeColor="accent5" w:themeShade="BF"/>
         </w:rPr>
         <w:t>机制</w:t>
+      </w:r>
+      <w:r>
+        <w:rPr>
+          <w:rFonts w:hint="eastAsia"/>
+          <w:color w:val="31849B" w:themeColor="accent5" w:themeShade="BF"/>
+        </w:rPr>
+        <w:t>（暂不实现）</w:t>
       </w:r>
     </w:p>
     <w:p>
@@ -791,130 +857,154 @@
           <w:numId w:val="9"/>
         </w:numPr>
         <w:ind w:firstLineChars="0"/>
-      </w:pPr>
-      <w:r>
-        <w:rPr>
-          <w:rFonts w:hint="eastAsia"/>
+        <w:rPr>
+          <w:color w:val="31849B" w:themeColor="accent5" w:themeShade="BF"/>
+        </w:rPr>
+      </w:pPr>
+      <w:r>
+        <w:rPr>
+          <w:rFonts w:hint="eastAsia"/>
+          <w:color w:val="31849B" w:themeColor="accent5" w:themeShade="BF"/>
         </w:rPr>
         <w:t>Check Point</w:t>
       </w:r>
       <w:r>
         <w:rPr>
           <w:rFonts w:hint="eastAsia"/>
+          <w:color w:val="31849B" w:themeColor="accent5" w:themeShade="BF"/>
         </w:rPr>
         <w:t>的级别可以通过时间</w:t>
       </w:r>
       <w:r>
         <w:rPr>
           <w:rFonts w:hint="eastAsia"/>
+          <w:color w:val="31849B" w:themeColor="accent5" w:themeShade="BF"/>
         </w:rPr>
         <w:t>、内存大小和</w:t>
       </w:r>
       <w:r>
         <w:rPr>
           <w:rFonts w:hint="eastAsia"/>
+          <w:color w:val="31849B" w:themeColor="accent5" w:themeShade="BF"/>
         </w:rPr>
         <w:t>记录量进行指定，如：每</w:t>
       </w:r>
       <w:r>
         <w:rPr>
           <w:rFonts w:hint="eastAsia"/>
+          <w:color w:val="31849B" w:themeColor="accent5" w:themeShade="BF"/>
         </w:rPr>
         <w:t>10</w:t>
       </w:r>
       <w:r>
         <w:rPr>
           <w:rFonts w:hint="eastAsia"/>
+          <w:color w:val="31849B" w:themeColor="accent5" w:themeShade="BF"/>
         </w:rPr>
         <w:t>分钟</w:t>
       </w:r>
       <w:r>
         <w:rPr>
           <w:rFonts w:hint="eastAsia"/>
+          <w:color w:val="31849B" w:themeColor="accent5" w:themeShade="BF"/>
         </w:rPr>
         <w:t>，或</w:t>
       </w:r>
       <w:r>
         <w:rPr>
           <w:rFonts w:hint="eastAsia"/>
+          <w:color w:val="31849B" w:themeColor="accent5" w:themeShade="BF"/>
         </w:rPr>
         <w:t>每</w:t>
       </w:r>
       <w:r>
         <w:rPr>
           <w:rFonts w:hint="eastAsia"/>
+          <w:color w:val="31849B" w:themeColor="accent5" w:themeShade="BF"/>
         </w:rPr>
         <w:t>100</w:t>
       </w:r>
       <w:r>
         <w:rPr>
           <w:rFonts w:hint="eastAsia"/>
+          <w:color w:val="31849B" w:themeColor="accent5" w:themeShade="BF"/>
         </w:rPr>
         <w:t>条记录变更</w:t>
       </w:r>
       <w:r>
         <w:rPr>
           <w:rFonts w:hint="eastAsia"/>
+          <w:color w:val="31849B" w:themeColor="accent5" w:themeShade="BF"/>
         </w:rPr>
         <w:t>，或脏内存超过</w:t>
       </w:r>
       <w:r>
         <w:rPr>
           <w:rFonts w:hint="eastAsia"/>
+          <w:color w:val="31849B" w:themeColor="accent5" w:themeShade="BF"/>
         </w:rPr>
         <w:t>50%</w:t>
       </w:r>
       <w:r>
         <w:rPr>
           <w:rFonts w:hint="eastAsia"/>
+          <w:color w:val="31849B" w:themeColor="accent5" w:themeShade="BF"/>
         </w:rPr>
         <w:t>，进行一次</w:t>
       </w:r>
       <w:r>
         <w:rPr>
           <w:rFonts w:hint="eastAsia"/>
+          <w:color w:val="31849B" w:themeColor="accent5" w:themeShade="BF"/>
         </w:rPr>
         <w:t>Check Point</w:t>
       </w:r>
       <w:r>
         <w:rPr>
           <w:rFonts w:hint="eastAsia"/>
+          <w:color w:val="31849B" w:themeColor="accent5" w:themeShade="BF"/>
         </w:rPr>
         <w:t>，三个条件只要有一个达到即触发</w:t>
       </w:r>
       <w:r>
         <w:rPr>
           <w:rFonts w:hint="eastAsia"/>
+          <w:color w:val="31849B" w:themeColor="accent5" w:themeShade="BF"/>
         </w:rPr>
         <w:t>Check Point</w:t>
       </w:r>
       <w:r>
         <w:rPr>
           <w:rFonts w:hint="eastAsia"/>
+          <w:color w:val="31849B" w:themeColor="accent5" w:themeShade="BF"/>
         </w:rPr>
         <w:t>，最严格的则为每</w:t>
       </w:r>
       <w:r>
         <w:rPr>
           <w:rFonts w:hint="eastAsia"/>
+          <w:color w:val="31849B" w:themeColor="accent5" w:themeShade="BF"/>
         </w:rPr>
         <w:t>1</w:t>
       </w:r>
       <w:r>
         <w:rPr>
           <w:rFonts w:hint="eastAsia"/>
+          <w:color w:val="31849B" w:themeColor="accent5" w:themeShade="BF"/>
         </w:rPr>
         <w:t>条记录变更则进行一次</w:t>
       </w:r>
       <w:r>
         <w:rPr>
           <w:rFonts w:hint="eastAsia"/>
+          <w:color w:val="31849B" w:themeColor="accent5" w:themeShade="BF"/>
         </w:rPr>
         <w:t>Check Point</w:t>
       </w:r>
       <w:r>
         <w:rPr>
           <w:rFonts w:hint="eastAsia"/>
+          <w:color w:val="31849B" w:themeColor="accent5" w:themeShade="BF"/>
         </w:rPr>
         <w:t>；</w:t>
       </w:r>
@@ -927,52 +1017,63 @@
           <w:numId w:val="9"/>
         </w:numPr>
         <w:ind w:firstLineChars="0"/>
-      </w:pPr>
-      <w:r>
-        <w:rPr>
-          <w:rFonts w:hint="eastAsia"/>
+        <w:rPr>
+          <w:color w:val="31849B" w:themeColor="accent5" w:themeShade="BF"/>
+        </w:rPr>
+      </w:pPr>
+      <w:r>
+        <w:rPr>
+          <w:rFonts w:hint="eastAsia"/>
+          <w:color w:val="31849B" w:themeColor="accent5" w:themeShade="BF"/>
         </w:rPr>
         <w:t>增加</w:t>
       </w:r>
       <w:r>
         <w:rPr>
           <w:rFonts w:hint="eastAsia"/>
+          <w:color w:val="31849B" w:themeColor="accent5" w:themeShade="BF"/>
         </w:rPr>
         <w:t>Journal</w:t>
       </w:r>
       <w:r>
         <w:rPr>
           <w:rFonts w:hint="eastAsia"/>
+          <w:color w:val="31849B" w:themeColor="accent5" w:themeShade="BF"/>
         </w:rPr>
         <w:t>文件</w:t>
       </w:r>
       <w:r>
         <w:rPr>
           <w:rFonts w:hint="eastAsia"/>
+          <w:color w:val="31849B" w:themeColor="accent5" w:themeShade="BF"/>
         </w:rPr>
         <w:t>，把对所有数据的变更操作都以</w:t>
       </w:r>
       <w:r>
         <w:rPr>
           <w:rFonts w:hint="eastAsia"/>
+          <w:color w:val="31849B" w:themeColor="accent5" w:themeShade="BF"/>
         </w:rPr>
         <w:t>Append</w:t>
       </w:r>
       <w:r>
         <w:rPr>
           <w:rFonts w:hint="eastAsia"/>
+          <w:color w:val="31849B" w:themeColor="accent5" w:themeShade="BF"/>
         </w:rPr>
         <w:t>的方式追加到</w:t>
       </w:r>
       <w:r>
         <w:rPr>
           <w:rFonts w:hint="eastAsia"/>
+          <w:color w:val="31849B" w:themeColor="accent5" w:themeShade="BF"/>
         </w:rPr>
         <w:t>Journal</w:t>
       </w:r>
       <w:r>
         <w:rPr>
           <w:rFonts w:hint="eastAsia"/>
+          <w:color w:val="31849B" w:themeColor="accent5" w:themeShade="BF"/>
         </w:rPr>
         <w:t>文件中；</w:t>
       </w:r>
@@ -985,112 +1086,133 @@
           <w:numId w:val="9"/>
         </w:numPr>
         <w:ind w:firstLineChars="0"/>
-      </w:pPr>
-      <w:r>
-        <w:rPr>
-          <w:rFonts w:hint="eastAsia"/>
+        <w:rPr>
+          <w:color w:val="31849B" w:themeColor="accent5" w:themeShade="BF"/>
+        </w:rPr>
+      </w:pPr>
+      <w:r>
+        <w:rPr>
+          <w:rFonts w:hint="eastAsia"/>
+          <w:color w:val="31849B" w:themeColor="accent5" w:themeShade="BF"/>
         </w:rPr>
         <w:t>流程：</w:t>
       </w:r>
       <w:r>
         <w:rPr>
           <w:rFonts w:hint="eastAsia"/>
+          <w:color w:val="31849B" w:themeColor="accent5" w:themeShade="BF"/>
         </w:rPr>
         <w:t>当执行</w:t>
       </w:r>
       <w:r>
         <w:rPr>
           <w:rFonts w:hint="eastAsia"/>
+          <w:color w:val="31849B" w:themeColor="accent5" w:themeShade="BF"/>
         </w:rPr>
         <w:t>Check Point</w:t>
       </w:r>
       <w:r>
         <w:rPr>
           <w:rFonts w:hint="eastAsia"/>
+          <w:color w:val="31849B" w:themeColor="accent5" w:themeShade="BF"/>
         </w:rPr>
         <w:t>的条件触发时，阻塞系统当前的写操作，对</w:t>
       </w:r>
       <w:r>
         <w:rPr>
           <w:rFonts w:hint="eastAsia"/>
+          <w:color w:val="31849B" w:themeColor="accent5" w:themeShade="BF"/>
         </w:rPr>
         <w:t>ReplLog</w:t>
       </w:r>
       <w:r>
         <w:rPr>
           <w:rFonts w:hint="eastAsia"/>
+          <w:color w:val="31849B" w:themeColor="accent5" w:themeShade="BF"/>
         </w:rPr>
         <w:t>进行持久化，把内存中变更页刷到</w:t>
       </w:r>
       <w:r>
         <w:rPr>
           <w:rFonts w:hint="eastAsia"/>
+          <w:color w:val="31849B" w:themeColor="accent5" w:themeShade="BF"/>
         </w:rPr>
         <w:t>Journal</w:t>
       </w:r>
       <w:r>
         <w:rPr>
           <w:rFonts w:hint="eastAsia"/>
+          <w:color w:val="31849B" w:themeColor="accent5" w:themeShade="BF"/>
         </w:rPr>
         <w:t>文件</w:t>
       </w:r>
       <w:r>
         <w:rPr>
           <w:rFonts w:hint="eastAsia"/>
+          <w:color w:val="31849B" w:themeColor="accent5" w:themeShade="BF"/>
         </w:rPr>
         <w:t>，把</w:t>
       </w:r>
       <w:r>
         <w:rPr>
           <w:rFonts w:hint="eastAsia"/>
+          <w:color w:val="31849B" w:themeColor="accent5" w:themeShade="BF"/>
         </w:rPr>
         <w:t>DMS</w:t>
       </w:r>
       <w:r>
         <w:rPr>
           <w:rFonts w:hint="eastAsia"/>
+          <w:color w:val="31849B" w:themeColor="accent5" w:themeShade="BF"/>
         </w:rPr>
         <w:t>进行持久化，刷新</w:t>
       </w:r>
       <w:r>
         <w:rPr>
           <w:rFonts w:hint="eastAsia"/>
+          <w:color w:val="31849B" w:themeColor="accent5" w:themeShade="BF"/>
         </w:rPr>
         <w:t>Check Point</w:t>
       </w:r>
       <w:r>
         <w:rPr>
           <w:rFonts w:hint="eastAsia"/>
+          <w:color w:val="31849B" w:themeColor="accent5" w:themeShade="BF"/>
         </w:rPr>
         <w:t>状态文件（可以考虑把</w:t>
       </w:r>
       <w:r>
         <w:rPr>
           <w:rFonts w:hint="eastAsia"/>
+          <w:color w:val="31849B" w:themeColor="accent5" w:themeShade="BF"/>
         </w:rPr>
         <w:t>Check Point</w:t>
       </w:r>
       <w:r>
         <w:rPr>
           <w:rFonts w:hint="eastAsia"/>
+          <w:color w:val="31849B" w:themeColor="accent5" w:themeShade="BF"/>
         </w:rPr>
         <w:t>状态合并到各文件的头中），删除过期的</w:t>
       </w:r>
       <w:r>
         <w:rPr>
           <w:rFonts w:hint="eastAsia"/>
+          <w:color w:val="31849B" w:themeColor="accent5" w:themeShade="BF"/>
         </w:rPr>
         <w:t>Journal</w:t>
       </w:r>
       <w:r>
         <w:rPr>
           <w:rFonts w:hint="eastAsia"/>
+          <w:color w:val="31849B" w:themeColor="accent5" w:themeShade="BF"/>
         </w:rPr>
         <w:t>文件</w:t>
       </w:r>
       <w:r>
         <w:rPr>
           <w:rFonts w:hint="eastAsia"/>
+          <w:color w:val="31849B" w:themeColor="accent5" w:themeShade="BF"/>
         </w:rPr>
         <w:t>。</w:t>
       </w:r>
@@ -1103,118 +1225,140 @@
           <w:numId w:val="9"/>
         </w:numPr>
         <w:ind w:firstLineChars="0"/>
-      </w:pPr>
-      <w:r>
-        <w:rPr>
-          <w:rFonts w:hint="eastAsia"/>
+        <w:rPr>
+          <w:color w:val="31849B" w:themeColor="accent5" w:themeShade="BF"/>
+        </w:rPr>
+      </w:pPr>
+      <w:r>
+        <w:rPr>
+          <w:rFonts w:hint="eastAsia"/>
+          <w:color w:val="31849B" w:themeColor="accent5" w:themeShade="BF"/>
         </w:rPr>
         <w:t>故障恢复流程：根据所有文件分析当前有效的</w:t>
       </w:r>
       <w:r>
         <w:rPr>
           <w:rFonts w:hint="eastAsia"/>
+          <w:color w:val="31849B" w:themeColor="accent5" w:themeShade="BF"/>
         </w:rPr>
         <w:t>Check Point</w:t>
       </w:r>
       <w:r>
         <w:rPr>
           <w:rFonts w:hint="eastAsia"/>
+          <w:color w:val="31849B" w:themeColor="accent5" w:themeShade="BF"/>
         </w:rPr>
         <w:t>，从该</w:t>
       </w:r>
       <w:r>
         <w:rPr>
           <w:rFonts w:hint="eastAsia"/>
+          <w:color w:val="31849B" w:themeColor="accent5" w:themeShade="BF"/>
         </w:rPr>
         <w:t>Check Point</w:t>
       </w:r>
       <w:r>
         <w:rPr>
           <w:rFonts w:hint="eastAsia"/>
+          <w:color w:val="31849B" w:themeColor="accent5" w:themeShade="BF"/>
         </w:rPr>
         <w:t>的</w:t>
       </w:r>
       <w:r>
         <w:rPr>
           <w:rFonts w:hint="eastAsia"/>
+          <w:color w:val="31849B" w:themeColor="accent5" w:themeShade="BF"/>
         </w:rPr>
         <w:t>LSN</w:t>
       </w:r>
       <w:r>
         <w:rPr>
           <w:rFonts w:hint="eastAsia"/>
+          <w:color w:val="31849B" w:themeColor="accent5" w:themeShade="BF"/>
         </w:rPr>
         <w:t>对</w:t>
       </w:r>
       <w:r>
         <w:rPr>
           <w:rFonts w:hint="eastAsia"/>
+          <w:color w:val="31849B" w:themeColor="accent5" w:themeShade="BF"/>
         </w:rPr>
         <w:t>ReplLog</w:t>
       </w:r>
       <w:r>
         <w:rPr>
           <w:rFonts w:hint="eastAsia"/>
+          <w:color w:val="31849B" w:themeColor="accent5" w:themeShade="BF"/>
         </w:rPr>
         <w:t>进行</w:t>
       </w:r>
       <w:r>
         <w:rPr>
           <w:rFonts w:hint="eastAsia"/>
+          <w:color w:val="31849B" w:themeColor="accent5" w:themeShade="BF"/>
         </w:rPr>
         <w:t>move</w:t>
       </w:r>
       <w:r>
         <w:rPr>
           <w:rFonts w:hint="eastAsia"/>
+          <w:color w:val="31849B" w:themeColor="accent5" w:themeShade="BF"/>
         </w:rPr>
         <w:t>，</w:t>
       </w:r>
       <w:r>
         <w:rPr>
           <w:rFonts w:hint="eastAsia"/>
+          <w:color w:val="31849B" w:themeColor="accent5" w:themeShade="BF"/>
         </w:rPr>
         <w:t>redo</w:t>
       </w:r>
       <w:r>
         <w:rPr>
           <w:rFonts w:hint="eastAsia"/>
+          <w:color w:val="31849B" w:themeColor="accent5" w:themeShade="BF"/>
         </w:rPr>
         <w:t>该</w:t>
       </w:r>
       <w:r>
         <w:rPr>
           <w:rFonts w:hint="eastAsia"/>
+          <w:color w:val="31849B" w:themeColor="accent5" w:themeShade="BF"/>
         </w:rPr>
         <w:t>Check Point</w:t>
       </w:r>
       <w:r>
         <w:rPr>
           <w:rFonts w:hint="eastAsia"/>
+          <w:color w:val="31849B" w:themeColor="accent5" w:themeShade="BF"/>
         </w:rPr>
         <w:t>对应的</w:t>
       </w:r>
       <w:r>
         <w:rPr>
           <w:rFonts w:hint="eastAsia"/>
+          <w:color w:val="31849B" w:themeColor="accent5" w:themeShade="BF"/>
         </w:rPr>
         <w:t>Journal</w:t>
       </w:r>
       <w:r>
         <w:rPr>
           <w:rFonts w:hint="eastAsia"/>
+          <w:color w:val="31849B" w:themeColor="accent5" w:themeShade="BF"/>
         </w:rPr>
         <w:t>日志恢复</w:t>
       </w:r>
       <w:r>
         <w:rPr>
           <w:rFonts w:hint="eastAsia"/>
+          <w:color w:val="31849B" w:themeColor="accent5" w:themeShade="BF"/>
         </w:rPr>
         <w:t>DMS</w:t>
       </w:r>
       <w:r>
         <w:rPr>
           <w:rFonts w:hint="eastAsia"/>
+          <w:color w:val="31849B" w:themeColor="accent5" w:themeShade="BF"/>
         </w:rPr>
         <w:t>数据。</w:t>
       </w:r>
@@ -1505,6 +1649,9 @@
         <w:tc>
           <w:tcPr>
             <w:tcW w:w="2750" w:type="dxa"/>
+            <w:tcBorders>
+              <w:bottom w:val="single" w:sz="4" w:space="0" w:color="000000" w:themeColor="text1"/>
+            </w:tcBorders>
           </w:tcPr>
           <w:p>
             <w:pPr>
@@ -1533,6 +1680,9 @@
         <w:tc>
           <w:tcPr>
             <w:tcW w:w="5365" w:type="dxa"/>
+            <w:tcBorders>
+              <w:bottom w:val="single" w:sz="4" w:space="0" w:color="000000" w:themeColor="text1"/>
+            </w:tcBorders>
           </w:tcPr>
           <w:p>
             <w:pPr>
@@ -1593,26 +1743,33 @@
         <w:tc>
           <w:tcPr>
             <w:tcW w:w="2750" w:type="dxa"/>
-          </w:tcPr>
-          <w:p>
-            <w:pPr>
-              <w:ind w:left="0"/>
-            </w:pPr>
-            <w:r>
-              <w:rPr>
-                <w:rFonts w:hint="eastAsia"/>
+            <w:shd w:val="pct15" w:color="auto" w:fill="auto"/>
+          </w:tcPr>
+          <w:p>
+            <w:pPr>
+              <w:ind w:left="0"/>
+              <w:rPr>
+                <w:strike/>
+              </w:rPr>
+            </w:pPr>
+            <w:r>
+              <w:rPr>
+                <w:rFonts w:hint="eastAsia"/>
+                <w:strike/>
               </w:rPr>
               <w:t>sync</w:t>
             </w:r>
             <w:r>
               <w:rPr>
                 <w:rFonts w:hint="eastAsia"/>
+                <w:strike/>
               </w:rPr>
               <w:t>dirty</w:t>
             </w:r>
             <w:r>
               <w:rPr>
                 <w:rFonts w:hint="eastAsia"/>
+                <w:strike/>
               </w:rPr>
               <w:t>ratio</w:t>
             </w:r>
@@ -1621,52 +1778,70 @@
         <w:tc>
           <w:tcPr>
             <w:tcW w:w="5365" w:type="dxa"/>
-          </w:tcPr>
-          <w:p>
-            <w:pPr>
-              <w:ind w:left="0"/>
-            </w:pPr>
-            <w:r>
-              <w:rPr>
-                <w:rFonts w:hint="eastAsia"/>
+            <w:shd w:val="pct15" w:color="auto" w:fill="auto"/>
+          </w:tcPr>
+          <w:p>
+            <w:pPr>
+              <w:ind w:left="0"/>
+              <w:rPr>
+                <w:strike/>
+              </w:rPr>
+            </w:pPr>
+            <w:r>
+              <w:rPr>
+                <w:rFonts w:hint="eastAsia"/>
+                <w:strike/>
               </w:rPr>
               <w:t>后台数据同步触发脏页大小比值</w:t>
             </w:r>
             <w:r>
               <w:rPr>
                 <w:rFonts w:hint="eastAsia"/>
+                <w:strike/>
               </w:rPr>
               <w:t>，默认值为</w:t>
             </w:r>
             <w:r>
               <w:rPr>
                 <w:rFonts w:hint="eastAsia"/>
+                <w:strike/>
               </w:rPr>
               <w:t>50</w:t>
             </w:r>
             <w:r>
               <w:rPr>
                 <w:rFonts w:hint="eastAsia"/>
+                <w:strike/>
               </w:rPr>
               <w:t>，取值范围</w:t>
             </w:r>
             <w:r>
               <w:rPr>
                 <w:rFonts w:hint="eastAsia"/>
+                <w:strike/>
               </w:rPr>
               <w:t>[</w:t>
             </w:r>
             <w:r>
               <w:rPr>
                 <w:rFonts w:hint="eastAsia"/>
+                <w:strike/>
               </w:rPr>
               <w:t>1,99</w:t>
             </w:r>
             <w:r>
               <w:rPr>
                 <w:rFonts w:hint="eastAsia"/>
+                <w:strike/>
               </w:rPr>
               <w:t>]</w:t>
+            </w:r>
+            <w:r>
+              <w:rPr>
+                <w:rFonts w:hint="eastAsia"/>
+                <w:strike/>
+              </w:rPr>
+              <w:t>（暂保留）</w:t>
             </w:r>
           </w:p>
         </w:tc>
@@ -1873,7 +2048,10 @@
               <w:t>(</w:t>
             </w:r>
             <w:r>
-              <w:t>[deep],</w:t>
+              <w:rPr>
+                <w:rFonts w:hint="eastAsia"/>
+              </w:rPr>
+              <w:t xml:space="preserve"> </w:t>
             </w:r>
             <w:r>
               <w:rPr>
@@ -1891,7 +2069,19 @@
               <w:rPr>
                 <w:rFonts w:hint="eastAsia"/>
               </w:rPr>
-              <w:t>])</w:t>
+              <w:t>]</w:t>
+            </w:r>
+            <w:r>
+              <w:rPr>
+                <w:rFonts w:hint="eastAsia"/>
+              </w:rPr>
+              <w:t xml:space="preserve"> </w:t>
+            </w:r>
+            <w:r>
+              <w:rPr>
+                <w:rFonts w:hint="eastAsia"/>
+              </w:rPr>
+              <w:t>)</w:t>
             </w:r>
           </w:p>
         </w:tc>
@@ -1902,18 +2092,77 @@
           <w:p>
             <w:pPr>
               <w:ind w:left="0"/>
-            </w:pPr>
-            <w:r>
-              <w:rPr>
-                <w:rFonts w:hint="eastAsia"/>
-              </w:rPr>
-              <w:t>deep: int</w:t>
-            </w:r>
-            <w:r>
-              <w:rPr>
-                <w:rFonts w:hint="eastAsia"/>
-              </w:rPr>
-              <w:t>，深度同步策略，</w:t>
+              <w:rPr>
+                <w:rFonts w:hint="eastAsia"/>
+              </w:rPr>
+            </w:pPr>
+            <w:r>
+              <w:rPr>
+                <w:rFonts w:hint="eastAsia"/>
+              </w:rPr>
+              <w:t>options: json</w:t>
+            </w:r>
+            <w:r>
+              <w:rPr>
+                <w:rFonts w:hint="eastAsia"/>
+              </w:rPr>
+              <w:t>对象</w:t>
+            </w:r>
+          </w:p>
+          <w:p>
+            <w:pPr>
+              <w:pStyle w:val="ListParagraph"/>
+              <w:numPr>
+                <w:ilvl w:val="0"/>
+                <w:numId w:val="31"/>
+              </w:numPr>
+              <w:ind w:firstLineChars="0"/>
+              <w:rPr>
+                <w:rFonts w:hint="eastAsia"/>
+              </w:rPr>
+            </w:pPr>
+            <w:r>
+              <w:rPr>
+                <w:rFonts w:hint="eastAsia"/>
+              </w:rPr>
+              <w:t>支持通用命令</w:t>
+            </w:r>
+            <w:r>
+              <w:rPr>
+                <w:rFonts w:hint="eastAsia"/>
+              </w:rPr>
+              <w:t>Location</w:t>
+            </w:r>
+            <w:r>
+              <w:rPr>
+                <w:rFonts w:hint="eastAsia"/>
+              </w:rPr>
+              <w:t>参数；</w:t>
+            </w:r>
+          </w:p>
+          <w:p>
+            <w:pPr>
+              <w:pStyle w:val="ListParagraph"/>
+              <w:numPr>
+                <w:ilvl w:val="0"/>
+                <w:numId w:val="31"/>
+              </w:numPr>
+              <w:ind w:firstLineChars="0"/>
+              <w:rPr>
+                <w:rFonts w:hint="eastAsia"/>
+              </w:rPr>
+            </w:pPr>
+            <w:r>
+              <w:rPr>
+                <w:rFonts w:hint="eastAsia"/>
+              </w:rPr>
+              <w:t xml:space="preserve">Deep : int, </w:t>
+            </w:r>
+            <w:r>
+              <w:rPr>
+                <w:rFonts w:hint="eastAsia"/>
+              </w:rPr>
+              <w:t>深度同步策略，</w:t>
             </w:r>
             <w:r>
               <w:rPr>
@@ -1978,61 +2227,68 @@
           </w:p>
           <w:p>
             <w:pPr>
-              <w:ind w:left="0"/>
-            </w:pPr>
-            <w:r>
-              <w:rPr>
-                <w:rFonts w:hint="eastAsia"/>
-              </w:rPr>
-              <w:t>option</w:t>
-            </w:r>
-            <w:r>
-              <w:rPr>
-                <w:rFonts w:hint="eastAsia"/>
-              </w:rPr>
-              <w:t>s</w:t>
-            </w:r>
-            <w:r>
-              <w:rPr>
-                <w:rFonts w:hint="eastAsia"/>
-              </w:rPr>
-              <w:t>: Object</w:t>
-            </w:r>
-            <w:r>
-              <w:rPr>
-                <w:rFonts w:hint="eastAsia"/>
-              </w:rPr>
-              <w:t>，命令</w:t>
-            </w:r>
-            <w:r>
-              <w:rPr>
-                <w:rFonts w:hint="eastAsia"/>
-              </w:rPr>
-              <w:t>Location</w:t>
-            </w:r>
-            <w:r>
-              <w:rPr>
-                <w:rFonts w:hint="eastAsia"/>
-              </w:rPr>
-              <w:t>参数，支持通用命令</w:t>
-            </w:r>
-            <w:r>
-              <w:rPr>
-                <w:rFonts w:hint="eastAsia"/>
-              </w:rPr>
-              <w:t>Location</w:t>
-            </w:r>
-            <w:r>
-              <w:rPr>
-                <w:rFonts w:hint="eastAsia"/>
-              </w:rPr>
-              <w:t>参数</w:t>
-            </w:r>
-            <w:r>
-              <w:rPr>
-                <w:rFonts w:hint="eastAsia"/>
-              </w:rPr>
-              <w:t>。</w:t>
+              <w:pStyle w:val="ListParagraph"/>
+              <w:numPr>
+                <w:ilvl w:val="0"/>
+                <w:numId w:val="31"/>
+              </w:numPr>
+              <w:ind w:firstLineChars="0"/>
+              <w:rPr>
+                <w:rFonts w:hint="eastAsia"/>
+              </w:rPr>
+            </w:pPr>
+            <w:r>
+              <w:rPr>
+                <w:rFonts w:hint="eastAsia"/>
+              </w:rPr>
+              <w:t>CollectionSpace:string</w:t>
+            </w:r>
+            <w:r>
+              <w:rPr>
+                <w:rFonts w:hint="eastAsia"/>
+              </w:rPr>
+              <w:t>，指定</w:t>
+            </w:r>
+            <w:r>
+              <w:rPr>
+                <w:rFonts w:hint="eastAsia"/>
+              </w:rPr>
+              <w:t>collectionspace</w:t>
+            </w:r>
+            <w:r>
+              <w:rPr>
+                <w:rFonts w:hint="eastAsia"/>
+              </w:rPr>
+              <w:t>进行刷盘</w:t>
+            </w:r>
+          </w:p>
+          <w:p>
+            <w:pPr>
+              <w:pStyle w:val="ListParagraph"/>
+              <w:numPr>
+                <w:ilvl w:val="0"/>
+                <w:numId w:val="31"/>
+              </w:numPr>
+              <w:ind w:firstLineChars="0"/>
+            </w:pPr>
+            <w:r>
+              <w:rPr>
+                <w:rFonts w:hint="eastAsia"/>
+              </w:rPr>
+              <w:t>Block:true/false</w:t>
+            </w:r>
+            <w:r>
+              <w:rPr>
+                <w:rFonts w:hint="eastAsia"/>
+              </w:rPr>
+              <w:t>，刷盘时是否阻塞所有的变更</w:t>
+            </w:r>
+            <w:r>
+              <w:rPr>
+                <w:rFonts w:hint="eastAsia"/>
+              </w:rPr>
+              <w:lastRenderedPageBreak/>
+              <w:t>操作</w:t>
             </w:r>
           </w:p>
           <w:p>
@@ -2056,12 +2312,6 @@
                 <w:rFonts w:hint="eastAsia"/>
               </w:rPr>
               <w:t>可以获取失败信息）</w:t>
-            </w:r>
-            <w:r>
-              <w:rPr>
-                <w:rFonts w:hint="eastAsia"/>
-              </w:rPr>
-              <w:t>。</w:t>
             </w:r>
           </w:p>
         </w:tc>
@@ -2079,6 +2329,7 @@
               <w:rPr>
                 <w:rFonts w:hint="eastAsia"/>
               </w:rPr>
+              <w:lastRenderedPageBreak/>
               <w:t>c</w:t>
             </w:r>
           </w:p>
@@ -2109,7 +2360,6 @@
               <w:rPr>
                 <w:rFonts w:hint="eastAsia"/>
               </w:rPr>
-              <w:lastRenderedPageBreak/>
               <w:t xml:space="preserve">           option</w:t>
             </w:r>
             <w:r>
@@ -2149,7 +2399,6 @@
               <w:rPr>
                 <w:rFonts w:hint="eastAsia"/>
               </w:rPr>
-              <w:lastRenderedPageBreak/>
               <w:t>handle: sdbConnectionHandle</w:t>
             </w:r>
             <w:r>
@@ -2167,7 +2416,6 @@
               <w:rPr>
                 <w:rFonts w:hint="eastAsia"/>
               </w:rPr>
-              <w:lastRenderedPageBreak/>
               <w:t>option</w:t>
             </w:r>
             <w:r>
@@ -2218,7 +2466,6 @@
               <w:ind w:left="0"/>
             </w:pPr>
             <w:r>
-              <w:lastRenderedPageBreak/>
               <w:t>C</w:t>
             </w:r>
             <w:r>
@@ -2509,7 +2756,37 @@
               <w:rPr>
                 <w:rFonts w:hint="eastAsia"/>
               </w:rPr>
-              <w:t xml:space="preserve"> Deep:-1/0/1, O</w:t>
+              <w:t xml:space="preserve"> Deep:-1/0/1, </w:t>
+            </w:r>
+            <w:r>
+              <w:rPr>
+                <w:rFonts w:hint="eastAsia"/>
+              </w:rPr>
+              <w:t>CollectionSpace:</w:t>
+            </w:r>
+            <w:r>
+              <w:t>”</w:t>
+            </w:r>
+            <w:r>
+              <w:rPr>
+                <w:rFonts w:hint="eastAsia"/>
+              </w:rPr>
+              <w:t>xxx</w:t>
+            </w:r>
+            <w:r>
+              <w:t>”</w:t>
+            </w:r>
+            <w:r>
+              <w:rPr>
+                <w:rFonts w:hint="eastAsia"/>
+              </w:rPr>
+              <w:t xml:space="preserve">, </w:t>
+            </w:r>
+            <w:r>
+              <w:rPr>
+                <w:rFonts w:hint="eastAsia"/>
+              </w:rPr>
+              <w:t>O</w:t>
             </w:r>
             <w:r>
               <w:rPr>
@@ -2522,6 +2799,12 @@
                 <w:rFonts w:hint="eastAsia"/>
               </w:rPr>
               <w:t>s</w:t>
+            </w:r>
+            <w:r>
+              <w:rPr>
+                <w:rFonts w:hint="eastAsia"/>
+              </w:rPr>
+              <w:t xml:space="preserve"> </w:t>
             </w:r>
             <w:r>
               <w:rPr>
@@ -3238,6 +3521,7 @@
               <w:ind w:left="0"/>
             </w:pPr>
             <w:r>
+              <w:lastRenderedPageBreak/>
               <w:t>"all"]</w:t>
             </w:r>
           </w:p>
@@ -3254,6 +3538,7 @@
               <w:rPr>
                 <w:rFonts w:hint="eastAsia"/>
               </w:rPr>
+              <w:lastRenderedPageBreak/>
               <w:t>当按组或节点过滤时，该参数不生效。</w:t>
             </w:r>
           </w:p>
@@ -3269,6 +3554,7 @@
               <w:ind w:left="0"/>
             </w:pPr>
             <w:r>
+              <w:lastRenderedPageBreak/>
               <w:t>RawData</w:t>
             </w:r>
           </w:p>
@@ -3390,7 +3676,6 @@
               <w:rPr>
                 <w:rFonts w:hint="eastAsia"/>
               </w:rPr>
-              <w:lastRenderedPageBreak/>
               <w:t>增加</w:t>
             </w:r>
             <w:r>
@@ -3421,7 +3706,6 @@
               <w:rPr>
                 <w:rFonts w:hint="eastAsia"/>
               </w:rPr>
-              <w:lastRenderedPageBreak/>
               <w:t>snapshot collectionspace</w:t>
             </w:r>
           </w:p>
@@ -4242,6 +4526,7 @@
         <w:rPr>
           <w:rFonts w:hint="eastAsia"/>
         </w:rPr>
+        <w:lastRenderedPageBreak/>
         <w:t xml:space="preserve">Story </w:t>
       </w:r>
       <w:r>
@@ -4393,7 +4678,6 @@
               <w:rPr>
                 <w:rFonts w:hint="eastAsia"/>
               </w:rPr>
-              <w:lastRenderedPageBreak/>
               <w:t>Buffer Pool</w:t>
             </w:r>
           </w:p>
@@ -10094,7 +10378,14 @@
         <w:rPr>
           <w:rFonts w:hint="eastAsia"/>
         </w:rPr>
-        <w:t>物理存储层：包含数据文件、索引文件、大对象文件、复制日志文件以及一致性日志文件。</w:t>
+        <w:t>物理存储层：包含数据文件、索引文件、大对象文件、复制日志文件以及一致性日</w:t>
+      </w:r>
+      <w:r>
+        <w:rPr>
+          <w:rFonts w:hint="eastAsia"/>
+        </w:rPr>
+        <w:lastRenderedPageBreak/>
+        <w:t>志文件。</w:t>
       </w:r>
     </w:p>
     <w:p>
@@ -10156,14 +10447,7 @@
         <w:rPr>
           <w:rFonts w:hint="eastAsia"/>
         </w:rPr>
-        <w:t>按页进行管理和提供读写服务；对开启缓存功能的集合，对该集合的所有变更操作都是从先写入缓存池，再由缓存</w:t>
-      </w:r>
-      <w:r>
-        <w:rPr>
-          <w:rFonts w:hint="eastAsia"/>
-        </w:rPr>
-        <w:lastRenderedPageBreak/>
-        <w:t>池根据一致性策略持久化到内存映射缓存和物理存储层</w:t>
+        <w:t>按页进行管理和提供读写服务；对开启缓存功能的集合，对该集合的所有变更操作都是从先写入缓存池，再由缓存池根据一致性策略持久化到内存映射缓存和物理存储层</w:t>
       </w:r>
       <w:r>
         <w:rPr>
@@ -10465,6 +10749,7 @@
           <w:rFonts w:hint="eastAsia"/>
           <w:noProof/>
         </w:rPr>
+        <w:lastRenderedPageBreak/>
         <w:drawing>
           <wp:inline distT="0" distB="0" distL="0" distR="0">
             <wp:extent cx="5274310" cy="2771301"/>
@@ -10632,14 +10917,7 @@
               <w:rPr>
                 <w:rFonts w:hint="eastAsia"/>
               </w:rPr>
-              <w:t>实例的注册和反注册，对数据同</w:t>
-            </w:r>
-            <w:r>
-              <w:rPr>
-                <w:rFonts w:hint="eastAsia"/>
-              </w:rPr>
-              <w:lastRenderedPageBreak/>
-              <w:t>步实例进行生命周期管理</w:t>
+              <w:t>实例的注册和反注册，对数据同步实例进行生命周期管理</w:t>
             </w:r>
           </w:p>
         </w:tc>
@@ -10657,7 +10935,6 @@
               <w:rPr>
                 <w:rFonts w:hint="eastAsia"/>
               </w:rPr>
-              <w:lastRenderedPageBreak/>
               <w:t>pmdSyncManager</w:t>
             </w:r>
           </w:p>
@@ -10880,6 +11157,7 @@
         <w:rPr>
           <w:rFonts w:hint="eastAsia"/>
         </w:rPr>
+        <w:lastRenderedPageBreak/>
         <w:t>Data-Sync</w:t>
       </w:r>
       <w:r>
@@ -11068,14 +11346,7 @@
               <w:rPr>
                 <w:rFonts w:hint="eastAsia"/>
               </w:rPr>
-              <w:t>作为系统，我想在满足用户配置策略时触发数据同步，从而保证</w:t>
-            </w:r>
-            <w:r>
-              <w:rPr>
-                <w:rFonts w:hint="eastAsia"/>
-              </w:rPr>
-              <w:lastRenderedPageBreak/>
-              <w:t>数据可靠</w:t>
+              <w:t>作为系统，我想在满足用户配置策略时触发数据同步，从而保证数据可靠</w:t>
             </w:r>
           </w:p>
         </w:tc>
@@ -11093,7 +11364,6 @@
               <w:rPr>
                 <w:rFonts w:hint="eastAsia"/>
               </w:rPr>
-              <w:lastRenderedPageBreak/>
               <w:t>recover db</w:t>
             </w:r>
           </w:p>
@@ -11129,6 +11399,7 @@
         <w:rPr>
           <w:rFonts w:hint="eastAsia"/>
         </w:rPr>
+        <w:lastRenderedPageBreak/>
         <w:t>sync db ( in cluster mode )</w:t>
       </w:r>
     </w:p>
@@ -16182,6 +16453,95 @@
     </w:lvl>
   </w:abstractNum>
   <w:abstractNum w:abstractNumId="17">
+    <w:nsid w:val="71853CA3"/>
+    <w:multiLevelType w:val="hybridMultilevel"/>
+    <w:tmpl w:val="D1A657FA"/>
+    <w:lvl w:ilvl="0" w:tplc="55E83FF4">
+      <w:start w:val="1"/>
+      <w:numFmt w:val="decimal"/>
+      <w:lvlText w:val="%1、"/>
+      <w:lvlJc w:val="left"/>
+      <w:pPr>
+        <w:ind w:left="360" w:hanging="360"/>
+      </w:pPr>
+      <w:rPr>
+        <w:rFonts w:hint="default"/>
+      </w:rPr>
+    </w:lvl>
+    <w:lvl w:ilvl="1" w:tplc="04090019" w:tentative="1">
+      <w:start w:val="1"/>
+      <w:numFmt w:val="lowerLetter"/>
+      <w:lvlText w:val="%2)"/>
+      <w:lvlJc w:val="left"/>
+      <w:pPr>
+        <w:ind w:left="840" w:hanging="420"/>
+      </w:pPr>
+    </w:lvl>
+    <w:lvl w:ilvl="2" w:tplc="0409001B" w:tentative="1">
+      <w:start w:val="1"/>
+      <w:numFmt w:val="lowerRoman"/>
+      <w:lvlText w:val="%3."/>
+      <w:lvlJc w:val="right"/>
+      <w:pPr>
+        <w:ind w:left="1260" w:hanging="420"/>
+      </w:pPr>
+    </w:lvl>
+    <w:lvl w:ilvl="3" w:tplc="0409000F" w:tentative="1">
+      <w:start w:val="1"/>
+      <w:numFmt w:val="decimal"/>
+      <w:lvlText w:val="%4."/>
+      <w:lvlJc w:val="left"/>
+      <w:pPr>
+        <w:ind w:left="1680" w:hanging="420"/>
+      </w:pPr>
+    </w:lvl>
+    <w:lvl w:ilvl="4" w:tplc="04090019" w:tentative="1">
+      <w:start w:val="1"/>
+      <w:numFmt w:val="lowerLetter"/>
+      <w:lvlText w:val="%5)"/>
+      <w:lvlJc w:val="left"/>
+      <w:pPr>
+        <w:ind w:left="2100" w:hanging="420"/>
+      </w:pPr>
+    </w:lvl>
+    <w:lvl w:ilvl="5" w:tplc="0409001B" w:tentative="1">
+      <w:start w:val="1"/>
+      <w:numFmt w:val="lowerRoman"/>
+      <w:lvlText w:val="%6."/>
+      <w:lvlJc w:val="right"/>
+      <w:pPr>
+        <w:ind w:left="2520" w:hanging="420"/>
+      </w:pPr>
+    </w:lvl>
+    <w:lvl w:ilvl="6" w:tplc="0409000F" w:tentative="1">
+      <w:start w:val="1"/>
+      <w:numFmt w:val="decimal"/>
+      <w:lvlText w:val="%7."/>
+      <w:lvlJc w:val="left"/>
+      <w:pPr>
+        <w:ind w:left="2940" w:hanging="420"/>
+      </w:pPr>
+    </w:lvl>
+    <w:lvl w:ilvl="7" w:tplc="04090019" w:tentative="1">
+      <w:start w:val="1"/>
+      <w:numFmt w:val="lowerLetter"/>
+      <w:lvlText w:val="%8)"/>
+      <w:lvlJc w:val="left"/>
+      <w:pPr>
+        <w:ind w:left="3360" w:hanging="420"/>
+      </w:pPr>
+    </w:lvl>
+    <w:lvl w:ilvl="8" w:tplc="0409001B" w:tentative="1">
+      <w:start w:val="1"/>
+      <w:numFmt w:val="lowerRoman"/>
+      <w:lvlText w:val="%9."/>
+      <w:lvlJc w:val="right"/>
+      <w:pPr>
+        <w:ind w:left="3780" w:hanging="420"/>
+      </w:pPr>
+    </w:lvl>
+  </w:abstractNum>
+  <w:abstractNum w:abstractNumId="18">
     <w:nsid w:val="7ACB17F2"/>
     <w:multiLevelType w:val="hybridMultilevel"/>
     <w:tmpl w:val="220A597A"/>
@@ -16292,7 +16652,7 @@
     <w:abstractNumId w:val="13"/>
   </w:num>
   <w:num w:numId="8">
-    <w:abstractNumId w:val="17"/>
+    <w:abstractNumId w:val="18"/>
   </w:num>
   <w:num w:numId="9">
     <w:abstractNumId w:val="15"/>
@@ -16359,6 +16719,9 @@
   </w:num>
   <w:num w:numId="30">
     <w:abstractNumId w:val="7"/>
+  </w:num>
+  <w:num w:numId="31">
+    <w:abstractNumId w:val="17"/>
   </w:num>
 </w:numbering>
 </file>

--- a/internal_doc/03.开发设计/ACID/Story-数据持久化.docx
+++ b/internal_doc/03.开发设计/ACID/Story-数据持久化.docx
@@ -120,9 +120,6 @@
           <w:p>
             <w:pPr>
               <w:ind w:left="0"/>
-              <w:rPr>
-                <w:rFonts w:hint="eastAsia"/>
-              </w:rPr>
             </w:pPr>
             <w:r>
               <w:rPr>
@@ -2092,9 +2089,6 @@
           <w:p>
             <w:pPr>
               <w:ind w:left="0"/>
-              <w:rPr>
-                <w:rFonts w:hint="eastAsia"/>
-              </w:rPr>
             </w:pPr>
             <w:r>
               <w:rPr>
@@ -2117,9 +2111,6 @@
                 <w:numId w:val="31"/>
               </w:numPr>
               <w:ind w:firstLineChars="0"/>
-              <w:rPr>
-                <w:rFonts w:hint="eastAsia"/>
-              </w:rPr>
             </w:pPr>
             <w:r>
               <w:rPr>
@@ -2148,9 +2139,6 @@
                 <w:numId w:val="31"/>
               </w:numPr>
               <w:ind w:firstLineChars="0"/>
-              <w:rPr>
-                <w:rFonts w:hint="eastAsia"/>
-              </w:rPr>
             </w:pPr>
             <w:r>
               <w:rPr>
@@ -2216,7 +2204,7 @@
               <w:rPr>
                 <w:rFonts w:hint="eastAsia"/>
               </w:rPr>
-              <w:t>-1</w:t>
+              <w:t>1</w:t>
             </w:r>
             <w:r>
               <w:rPr>
@@ -2233,9 +2221,6 @@
                 <w:numId w:val="31"/>
               </w:numPr>
               <w:ind w:firstLineChars="0"/>
-              <w:rPr>
-                <w:rFonts w:hint="eastAsia"/>
-              </w:rPr>
             </w:pPr>
             <w:r>
               <w:rPr>

--- a/internal_doc/03.开发设计/ACID/Story-数据持久化.docx
+++ b/internal_doc/03.开发设计/ACID/Story-数据持久化.docx
@@ -2741,7 +2741,19 @@
               <w:rPr>
                 <w:rFonts w:hint="eastAsia"/>
               </w:rPr>
-              <w:t xml:space="preserve"> Deep:-1/0/1, </w:t>
+              <w:t xml:space="preserve"> Deep:-1/0/1,</w:t>
+            </w:r>
+            <w:r>
+              <w:rPr>
+                <w:rFonts w:hint="eastAsia"/>
+              </w:rPr>
+              <w:t xml:space="preserve"> Block:true/false, </w:t>
+            </w:r>
+            <w:r>
+              <w:rPr>
+                <w:rFonts w:hint="eastAsia"/>
+              </w:rPr>
+              <w:t xml:space="preserve"> </w:t>
             </w:r>
             <w:r>
               <w:rPr>
@@ -3600,7 +3612,7 @@
       <w:tr>
         <w:tc>
           <w:tcPr>
-            <w:tcW w:w="4261" w:type="dxa"/>
+            <w:tcW w:w="4048" w:type="dxa"/>
           </w:tcPr>
           <w:p>
             <w:pPr>
@@ -3616,7 +3628,7 @@
         </w:tc>
         <w:tc>
           <w:tcPr>
-            <w:tcW w:w="4261" w:type="dxa"/>
+            <w:tcW w:w="4117" w:type="dxa"/>
           </w:tcPr>
           <w:p>
             <w:pPr>
@@ -3681,7 +3693,7 @@
       <w:tr>
         <w:tc>
           <w:tcPr>
-            <w:tcW w:w="4261" w:type="dxa"/>
+            <w:tcW w:w="4048" w:type="dxa"/>
           </w:tcPr>
           <w:p>
             <w:pPr>
@@ -3697,7 +3709,7 @@
         </w:tc>
         <w:tc>
           <w:tcPr>
-            <w:tcW w:w="4261" w:type="dxa"/>
+            <w:tcW w:w="4117" w:type="dxa"/>
           </w:tcPr>
           <w:p>
             <w:pPr>
@@ -3739,7 +3751,7 @@
       <w:tr>
         <w:tc>
           <w:tcPr>
-            <w:tcW w:w="4261" w:type="dxa"/>
+            <w:tcW w:w="4048" w:type="dxa"/>
           </w:tcPr>
           <w:p>
             <w:pPr>
@@ -3755,7 +3767,7 @@
         </w:tc>
         <w:tc>
           <w:tcPr>
-            <w:tcW w:w="4261" w:type="dxa"/>
+            <w:tcW w:w="4117" w:type="dxa"/>
           </w:tcPr>
           <w:p>
             <w:pPr>
@@ -3797,7 +3809,7 @@
       <w:tr>
         <w:tc>
           <w:tcPr>
-            <w:tcW w:w="4261" w:type="dxa"/>
+            <w:tcW w:w="4048" w:type="dxa"/>
           </w:tcPr>
           <w:p>
             <w:pPr>
@@ -3813,7 +3825,7 @@
         </w:tc>
         <w:tc>
           <w:tcPr>
-            <w:tcW w:w="4261" w:type="dxa"/>
+            <w:tcW w:w="4117" w:type="dxa"/>
           </w:tcPr>
           <w:p>
             <w:pPr>
@@ -3877,62 +3889,6 @@
                 <w:rFonts w:hint="eastAsia"/>
               </w:rPr>
               <w:t>元数据增加该属性</w:t>
-            </w:r>
-          </w:p>
-        </w:tc>
-      </w:tr>
-      <w:tr>
-        <w:tc>
-          <w:tcPr>
-            <w:tcW w:w="4261" w:type="dxa"/>
-          </w:tcPr>
-          <w:p>
-            <w:pPr>
-              <w:ind w:left="0"/>
-            </w:pPr>
-            <w:r>
-              <w:rPr>
-                <w:rFonts w:hint="eastAsia"/>
-              </w:rPr>
-              <w:t>alter collection</w:t>
-            </w:r>
-          </w:p>
-        </w:tc>
-        <w:tc>
-          <w:tcPr>
-            <w:tcW w:w="4261" w:type="dxa"/>
-          </w:tcPr>
-          <w:p>
-            <w:pPr>
-              <w:ind w:left="0"/>
-            </w:pPr>
-            <w:r>
-              <w:rPr>
-                <w:rFonts w:hint="eastAsia"/>
-              </w:rPr>
-              <w:t>增加操作：</w:t>
-            </w:r>
-          </w:p>
-          <w:p>
-            <w:pPr>
-              <w:ind w:left="0"/>
-            </w:pPr>
-            <w:r>
-              <w:rPr>
-                <w:rFonts w:hint="eastAsia"/>
-              </w:rPr>
-              <w:t>enable cache</w:t>
-            </w:r>
-          </w:p>
-          <w:p>
-            <w:pPr>
-              <w:ind w:left="0"/>
-            </w:pPr>
-            <w:r>
-              <w:rPr>
-                <w:rFonts w:hint="eastAsia"/>
-              </w:rPr>
-              <w:t>disable cache</w:t>
             </w:r>
           </w:p>
         </w:tc>
@@ -4010,52 +3966,6 @@
               <w:t>帮助说明</w:t>
             </w:r>
           </w:p>
-          <w:p>
-            <w:pPr>
-              <w:ind w:left="0"/>
-            </w:pPr>
-            <w:r>
-              <w:rPr>
-                <w:rFonts w:hint="eastAsia"/>
-              </w:rPr>
-              <w:t>变更</w:t>
-            </w:r>
-            <w:r>
-              <w:rPr>
-                <w:rFonts w:hint="eastAsia"/>
-              </w:rPr>
-              <w:t>alter collection</w:t>
-            </w:r>
-            <w:r>
-              <w:rPr>
-                <w:rFonts w:hint="eastAsia"/>
-              </w:rPr>
-              <w:t>帮助说明</w:t>
-            </w:r>
-          </w:p>
-          <w:p>
-            <w:pPr>
-              <w:ind w:left="0"/>
-            </w:pPr>
-            <w:r>
-              <w:rPr>
-                <w:rFonts w:hint="eastAsia"/>
-              </w:rPr>
-              <w:t>变更</w:t>
-            </w:r>
-            <w:r>
-              <w:rPr>
-                <w:rFonts w:hint="eastAsia"/>
-              </w:rPr>
-              <w:t>create collection</w:t>
-            </w:r>
-            <w:r>
-              <w:rPr>
-                <w:rFonts w:hint="eastAsia"/>
-              </w:rPr>
-              <w:t>帮助说明</w:t>
-            </w:r>
-          </w:p>
         </w:tc>
       </w:tr>
       <w:tr>
@@ -4100,52 +4010,6 @@
                 <w:rFonts w:hint="eastAsia"/>
               </w:rPr>
               <w:t>操作说明</w:t>
-            </w:r>
-          </w:p>
-          <w:p>
-            <w:pPr>
-              <w:ind w:left="0"/>
-            </w:pPr>
-            <w:r>
-              <w:rPr>
-                <w:rFonts w:hint="eastAsia"/>
-              </w:rPr>
-              <w:t>变更</w:t>
-            </w:r>
-            <w:r>
-              <w:rPr>
-                <w:rFonts w:hint="eastAsia"/>
-              </w:rPr>
-              <w:t>alter collection</w:t>
-            </w:r>
-            <w:r>
-              <w:rPr>
-                <w:rFonts w:hint="eastAsia"/>
-              </w:rPr>
-              <w:t>帮助说明</w:t>
-            </w:r>
-          </w:p>
-          <w:p>
-            <w:pPr>
-              <w:ind w:left="0"/>
-            </w:pPr>
-            <w:r>
-              <w:rPr>
-                <w:rFonts w:hint="eastAsia"/>
-              </w:rPr>
-              <w:t>变更</w:t>
-            </w:r>
-            <w:r>
-              <w:rPr>
-                <w:rFonts w:hint="eastAsia"/>
-              </w:rPr>
-              <w:t>create collection</w:t>
-            </w:r>
-            <w:r>
-              <w:rPr>
-                <w:rFonts w:hint="eastAsia"/>
-              </w:rPr>
-              <w:t>帮助说明</w:t>
             </w:r>
           </w:p>
           <w:p>
@@ -4511,7 +4375,6 @@
         <w:rPr>
           <w:rFonts w:hint="eastAsia"/>
         </w:rPr>
-        <w:lastRenderedPageBreak/>
         <w:t xml:space="preserve">Story </w:t>
       </w:r>
       <w:r>
@@ -4763,6 +4626,7 @@
               <w:rPr>
                 <w:rFonts w:hint="eastAsia"/>
               </w:rPr>
+              <w:lastRenderedPageBreak/>
               <w:t>Data-Sync</w:t>
             </w:r>
           </w:p>
@@ -10363,14 +10227,7 @@
         <w:rPr>
           <w:rFonts w:hint="eastAsia"/>
         </w:rPr>
-        <w:t>物理存储层：包含数据文件、索引文件、大对象文件、复制日志文件以及一致性日</w:t>
-      </w:r>
-      <w:r>
-        <w:rPr>
-          <w:rFonts w:hint="eastAsia"/>
-        </w:rPr>
-        <w:lastRenderedPageBreak/>
-        <w:t>志文件。</w:t>
+        <w:t>物理存储层：包含数据文件、索引文件、大对象文件、复制日志文件以及一致性日志文件。</w:t>
       </w:r>
     </w:p>
     <w:p>
@@ -10454,6 +10311,7 @@
         <w:rPr>
           <w:rFonts w:hint="eastAsia"/>
         </w:rPr>
+        <w:lastRenderedPageBreak/>
         <w:t>Data-Sync Trigger</w:t>
       </w:r>
     </w:p>
@@ -10734,7 +10592,6 @@
           <w:rFonts w:hint="eastAsia"/>
           <w:noProof/>
         </w:rPr>
-        <w:lastRenderedPageBreak/>
         <w:drawing>
           <wp:inline distT="0" distB="0" distL="0" distR="0">
             <wp:extent cx="5274310" cy="2771301"/>
@@ -10936,7 +10793,14 @@
               <w:rPr>
                 <w:rFonts w:hint="eastAsia"/>
               </w:rPr>
-              <w:t>数据同步管理对象，提供数据同步实例的调度分发能力，同时完成同步任务的调度</w:t>
+              <w:t>数据同步管理对象，提供数据同步实例的调度分发能力，同时完成</w:t>
+            </w:r>
+            <w:r>
+              <w:rPr>
+                <w:rFonts w:hint="eastAsia"/>
+              </w:rPr>
+              <w:lastRenderedPageBreak/>
+              <w:t>同步任务的调度</w:t>
             </w:r>
           </w:p>
         </w:tc>
@@ -10954,6 +10818,7 @@
               <w:rPr>
                 <w:rFonts w:hint="eastAsia"/>
               </w:rPr>
+              <w:lastRenderedPageBreak/>
               <w:t>pmdSyncJob</w:t>
             </w:r>
           </w:p>
@@ -11142,7 +11007,6 @@
         <w:rPr>
           <w:rFonts w:hint="eastAsia"/>
         </w:rPr>
-        <w:lastRenderedPageBreak/>
         <w:t>Data-Sync</w:t>
       </w:r>
       <w:r>
@@ -11365,7 +11229,14 @@
               <w:rPr>
                 <w:rFonts w:hint="eastAsia"/>
               </w:rPr>
-              <w:t>作为系统，我想在节点异常时根据状况进行自我恢复，从而保证数据可靠</w:t>
+              <w:t>作为系统，我想在节点异常时根据状况进行自我恢复，从而保证</w:t>
+            </w:r>
+            <w:r>
+              <w:rPr>
+                <w:rFonts w:hint="eastAsia"/>
+              </w:rPr>
+              <w:lastRenderedPageBreak/>
+              <w:t>数据可靠</w:t>
             </w:r>
           </w:p>
         </w:tc>
@@ -11384,7 +11255,6 @@
         <w:rPr>
           <w:rFonts w:hint="eastAsia"/>
         </w:rPr>
-        <w:lastRenderedPageBreak/>
         <w:t>sync db ( in cluster mode )</w:t>
       </w:r>
     </w:p>

--- a/internal_doc/03.开发设计/ACID/Story-数据持久化.docx
+++ b/internal_doc/03.开发设计/ACID/Story-数据持久化.docx
@@ -3714,36 +3714,96 @@
           <w:p>
             <w:pPr>
               <w:ind w:left="0"/>
-            </w:pPr>
-            <w:r>
-              <w:rPr>
-                <w:rFonts w:hint="eastAsia"/>
-              </w:rPr>
-              <w:t>增加</w:t>
-            </w:r>
-            <w:r>
-              <w:rPr>
-                <w:rFonts w:hint="eastAsia"/>
-              </w:rPr>
-              <w:t>commit</w:t>
-            </w:r>
-            <w:r>
-              <w:rPr>
-                <w:rFonts w:hint="eastAsia"/>
-              </w:rPr>
-              <w:t>标识以及</w:t>
-            </w:r>
-            <w:r>
-              <w:rPr>
-                <w:rFonts w:hint="eastAsia"/>
-              </w:rPr>
-              <w:t>commit</w:t>
-            </w:r>
-            <w:r>
-              <w:rPr>
-                <w:rFonts w:hint="eastAsia"/>
-              </w:rPr>
-              <w:t xml:space="preserve"> lsn</w:t>
+              <w:rPr>
+                <w:rFonts w:hint="eastAsia"/>
+              </w:rPr>
+            </w:pPr>
+            <w:r>
+              <w:rPr>
+                <w:rFonts w:hint="eastAsia"/>
+              </w:rPr>
+              <w:t>增加：</w:t>
+            </w:r>
+          </w:p>
+          <w:p>
+            <w:pPr>
+              <w:ind w:left="0"/>
+              <w:rPr>
+                <w:rFonts w:hint="eastAsia"/>
+              </w:rPr>
+            </w:pPr>
+            <w:r>
+              <w:rPr>
+                <w:rFonts w:hint="eastAsia"/>
+              </w:rPr>
+              <w:t>DataCommitLSN:</w:t>
+            </w:r>
+          </w:p>
+          <w:p>
+            <w:pPr>
+              <w:ind w:left="0"/>
+              <w:rPr>
+                <w:rFonts w:hint="eastAsia"/>
+              </w:rPr>
+            </w:pPr>
+            <w:r>
+              <w:rPr>
+                <w:rFonts w:hint="eastAsia"/>
+              </w:rPr>
+              <w:t>IndexCommitLSN</w:t>
+            </w:r>
+          </w:p>
+          <w:p>
+            <w:pPr>
+              <w:ind w:left="0"/>
+              <w:rPr>
+                <w:rFonts w:hint="eastAsia"/>
+              </w:rPr>
+            </w:pPr>
+            <w:r>
+              <w:rPr>
+                <w:rFonts w:hint="eastAsia"/>
+              </w:rPr>
+              <w:t>LobCommitLSN</w:t>
+            </w:r>
+          </w:p>
+          <w:p>
+            <w:pPr>
+              <w:ind w:left="0"/>
+              <w:rPr>
+                <w:rFonts w:hint="eastAsia"/>
+              </w:rPr>
+            </w:pPr>
+            <w:r>
+              <w:rPr>
+                <w:rFonts w:hint="eastAsia"/>
+              </w:rPr>
+              <w:t>DataCommitted</w:t>
+            </w:r>
+          </w:p>
+          <w:p>
+            <w:pPr>
+              <w:ind w:left="0"/>
+              <w:rPr>
+                <w:rFonts w:hint="eastAsia"/>
+              </w:rPr>
+            </w:pPr>
+            <w:r>
+              <w:rPr>
+                <w:rFonts w:hint="eastAsia"/>
+              </w:rPr>
+              <w:t>IndexCommitted</w:t>
+            </w:r>
+          </w:p>
+          <w:p>
+            <w:pPr>
+              <w:ind w:left="0"/>
+            </w:pPr>
+            <w:r>
+              <w:rPr>
+                <w:rFonts w:hint="eastAsia"/>
+              </w:rPr>
+              <w:t>LobCommitted</w:t>
             </w:r>
           </w:p>
         </w:tc>
@@ -3772,36 +3832,96 @@
           <w:p>
             <w:pPr>
               <w:ind w:left="0"/>
-            </w:pPr>
-            <w:r>
-              <w:rPr>
-                <w:rFonts w:hint="eastAsia"/>
-              </w:rPr>
-              <w:t>增加</w:t>
-            </w:r>
-            <w:r>
-              <w:rPr>
-                <w:rFonts w:hint="eastAsia"/>
-              </w:rPr>
-              <w:t>commit</w:t>
-            </w:r>
-            <w:r>
-              <w:rPr>
-                <w:rFonts w:hint="eastAsia"/>
-              </w:rPr>
-              <w:t>标识以及</w:t>
-            </w:r>
-            <w:r>
-              <w:rPr>
-                <w:rFonts w:hint="eastAsia"/>
-              </w:rPr>
-              <w:t>commit</w:t>
-            </w:r>
-            <w:r>
-              <w:rPr>
-                <w:rFonts w:hint="eastAsia"/>
-              </w:rPr>
-              <w:t xml:space="preserve"> lsn</w:t>
+              <w:rPr>
+                <w:rFonts w:hint="eastAsia"/>
+              </w:rPr>
+            </w:pPr>
+            <w:r>
+              <w:rPr>
+                <w:rFonts w:hint="eastAsia"/>
+              </w:rPr>
+              <w:t>增加：</w:t>
+            </w:r>
+          </w:p>
+          <w:p>
+            <w:pPr>
+              <w:ind w:left="0"/>
+              <w:rPr>
+                <w:rFonts w:hint="eastAsia"/>
+              </w:rPr>
+            </w:pPr>
+            <w:r>
+              <w:rPr>
+                <w:rFonts w:hint="eastAsia"/>
+              </w:rPr>
+              <w:t>DataCommitLSN:</w:t>
+            </w:r>
+          </w:p>
+          <w:p>
+            <w:pPr>
+              <w:ind w:left="0"/>
+              <w:rPr>
+                <w:rFonts w:hint="eastAsia"/>
+              </w:rPr>
+            </w:pPr>
+            <w:r>
+              <w:rPr>
+                <w:rFonts w:hint="eastAsia"/>
+              </w:rPr>
+              <w:t>IndexCommitLSN</w:t>
+            </w:r>
+          </w:p>
+          <w:p>
+            <w:pPr>
+              <w:ind w:left="0"/>
+              <w:rPr>
+                <w:rFonts w:hint="eastAsia"/>
+              </w:rPr>
+            </w:pPr>
+            <w:r>
+              <w:rPr>
+                <w:rFonts w:hint="eastAsia"/>
+              </w:rPr>
+              <w:t>LobCommitLSN</w:t>
+            </w:r>
+          </w:p>
+          <w:p>
+            <w:pPr>
+              <w:ind w:left="0"/>
+              <w:rPr>
+                <w:rFonts w:hint="eastAsia"/>
+              </w:rPr>
+            </w:pPr>
+            <w:r>
+              <w:rPr>
+                <w:rFonts w:hint="eastAsia"/>
+              </w:rPr>
+              <w:t>DataCommitted</w:t>
+            </w:r>
+          </w:p>
+          <w:p>
+            <w:pPr>
+              <w:ind w:left="0"/>
+              <w:rPr>
+                <w:rFonts w:hint="eastAsia"/>
+              </w:rPr>
+            </w:pPr>
+            <w:r>
+              <w:rPr>
+                <w:rFonts w:hint="eastAsia"/>
+              </w:rPr>
+              <w:t>IndexCommitted</w:t>
+            </w:r>
+          </w:p>
+          <w:p>
+            <w:pPr>
+              <w:ind w:left="0"/>
+            </w:pPr>
+            <w:r>
+              <w:rPr>
+                <w:rFonts w:hint="eastAsia"/>
+              </w:rPr>
+              <w:t>LobCommitted</w:t>
             </w:r>
           </w:p>
         </w:tc>
@@ -4626,7 +4746,6 @@
               <w:rPr>
                 <w:rFonts w:hint="eastAsia"/>
               </w:rPr>
-              <w:lastRenderedPageBreak/>
               <w:t>Data-Sync</w:t>
             </w:r>
           </w:p>
@@ -10215,6 +10334,7 @@
         <w:rPr>
           <w:rFonts w:hint="eastAsia"/>
         </w:rPr>
+        <w:lastRenderedPageBreak/>
         <w:t>Physic Storage Layer</w:t>
       </w:r>
     </w:p>
@@ -10311,7 +10431,6 @@
         <w:rPr>
           <w:rFonts w:hint="eastAsia"/>
         </w:rPr>
-        <w:lastRenderedPageBreak/>
         <w:t>Data-Sync Trigger</w:t>
       </w:r>
     </w:p>
@@ -10592,6 +10711,7 @@
           <w:rFonts w:hint="eastAsia"/>
           <w:noProof/>
         </w:rPr>
+        <w:lastRenderedPageBreak/>
         <w:drawing>
           <wp:inline distT="0" distB="0" distL="0" distR="0">
             <wp:extent cx="5274310" cy="2771301"/>
@@ -10793,14 +10913,7 @@
               <w:rPr>
                 <w:rFonts w:hint="eastAsia"/>
               </w:rPr>
-              <w:t>数据同步管理对象，提供数据同步实例的调度分发能力，同时完成</w:t>
-            </w:r>
-            <w:r>
-              <w:rPr>
-                <w:rFonts w:hint="eastAsia"/>
-              </w:rPr>
-              <w:lastRenderedPageBreak/>
-              <w:t>同步任务的调度</w:t>
+              <w:t>数据同步管理对象，提供数据同步实例的调度分发能力，同时完成同步任务的调度</w:t>
             </w:r>
           </w:p>
         </w:tc>
@@ -10818,7 +10931,6 @@
               <w:rPr>
                 <w:rFonts w:hint="eastAsia"/>
               </w:rPr>
-              <w:lastRenderedPageBreak/>
               <w:t>pmdSyncJob</w:t>
             </w:r>
           </w:p>
@@ -11007,6 +11119,7 @@
         <w:rPr>
           <w:rFonts w:hint="eastAsia"/>
         </w:rPr>
+        <w:lastRenderedPageBreak/>
         <w:t>Data-Sync</w:t>
       </w:r>
       <w:r>
@@ -11229,14 +11342,7 @@
               <w:rPr>
                 <w:rFonts w:hint="eastAsia"/>
               </w:rPr>
-              <w:t>作为系统，我想在节点异常时根据状况进行自我恢复，从而保证</w:t>
-            </w:r>
-            <w:r>
-              <w:rPr>
-                <w:rFonts w:hint="eastAsia"/>
-              </w:rPr>
-              <w:lastRenderedPageBreak/>
-              <w:t>数据可靠</w:t>
+              <w:t>作为系统，我想在节点异常时根据状况进行自我恢复，从而保证数据可靠</w:t>
             </w:r>
           </w:p>
         </w:tc>
@@ -11255,6 +11361,7 @@
         <w:rPr>
           <w:rFonts w:hint="eastAsia"/>
         </w:rPr>
+        <w:lastRenderedPageBreak/>
         <w:t>sync db ( in cluster mode )</w:t>
       </w:r>
     </w:p>
@@ -14367,7 +14474,16 @@
           <w:p>
             <w:pPr>
               <w:ind w:left="0"/>
-            </w:pPr>
+              <w:rPr>
+                <w:rFonts w:hint="eastAsia"/>
+              </w:rPr>
+            </w:pPr>
+            <w:r>
+              <w:rPr>
+                <w:rFonts w:hint="eastAsia"/>
+              </w:rPr>
+              <w:t>Y</w:t>
+            </w:r>
           </w:p>
         </w:tc>
         <w:tc>
@@ -14406,6 +14522,12 @@
             <w:pPr>
               <w:ind w:left="0"/>
             </w:pPr>
+            <w:r>
+              <w:rPr>
+                <w:rFonts w:hint="eastAsia"/>
+              </w:rPr>
+              <w:t>Y</w:t>
+            </w:r>
           </w:p>
         </w:tc>
         <w:tc>
@@ -14450,6 +14572,12 @@
             <w:pPr>
               <w:ind w:left="0"/>
             </w:pPr>
+            <w:r>
+              <w:rPr>
+                <w:rFonts w:hint="eastAsia"/>
+              </w:rPr>
+              <w:t>Y</w:t>
+            </w:r>
           </w:p>
         </w:tc>
         <w:tc>
@@ -14489,6 +14617,12 @@
             <w:pPr>
               <w:ind w:left="0"/>
             </w:pPr>
+            <w:r>
+              <w:rPr>
+                <w:rFonts w:hint="eastAsia"/>
+              </w:rPr>
+              <w:t>Y</w:t>
+            </w:r>
           </w:p>
         </w:tc>
         <w:tc>
@@ -14527,6 +14661,12 @@
             <w:pPr>
               <w:ind w:left="0"/>
             </w:pPr>
+            <w:r>
+              <w:rPr>
+                <w:rFonts w:hint="eastAsia"/>
+              </w:rPr>
+              <w:t>Y</w:t>
+            </w:r>
           </w:p>
         </w:tc>
         <w:tc>
@@ -14565,6 +14705,12 @@
             <w:pPr>
               <w:ind w:left="0"/>
             </w:pPr>
+            <w:r>
+              <w:rPr>
+                <w:rFonts w:hint="eastAsia"/>
+              </w:rPr>
+              <w:t>Y</w:t>
+            </w:r>
           </w:p>
         </w:tc>
         <w:tc>
@@ -14603,6 +14749,18 @@
             <w:pPr>
               <w:ind w:left="0"/>
             </w:pPr>
+            <w:r>
+              <w:rPr>
+                <w:rFonts w:hint="eastAsia"/>
+              </w:rPr>
+              <w:t>C</w:t>
+            </w:r>
+            <w:r>
+              <w:rPr>
+                <w:rFonts w:hint="eastAsia"/>
+              </w:rPr>
+              <w:t>驱动</w:t>
+            </w:r>
           </w:p>
         </w:tc>
         <w:tc>
@@ -14612,7 +14770,16 @@
           <w:p>
             <w:pPr>
               <w:ind w:left="0"/>
-            </w:pPr>
+              <w:rPr>
+                <w:rFonts w:hint="eastAsia"/>
+              </w:rPr>
+            </w:pPr>
+            <w:r>
+              <w:rPr>
+                <w:rFonts w:hint="eastAsia"/>
+              </w:rPr>
+              <w:t>其它驱动放到下一阶段</w:t>
+            </w:r>
           </w:p>
         </w:tc>
       </w:tr>
@@ -14641,6 +14808,12 @@
             <w:pPr>
               <w:ind w:left="0"/>
             </w:pPr>
+            <w:r>
+              <w:rPr>
+                <w:rFonts w:hint="eastAsia"/>
+              </w:rPr>
+              <w:t>NA</w:t>
+            </w:r>
           </w:p>
         </w:tc>
         <w:tc>
@@ -14685,6 +14858,12 @@
             <w:pPr>
               <w:ind w:left="0"/>
             </w:pPr>
+            <w:r>
+              <w:rPr>
+                <w:rFonts w:hint="eastAsia"/>
+              </w:rPr>
+              <w:t>Y</w:t>
+            </w:r>
           </w:p>
         </w:tc>
         <w:tc>
